--- a/lessons/8-3/downloads/reveal/8.3-session-1-practice-form-a.docx
+++ b/lessons/8-3/downloads/reveal/8.3-session-1-practice-form-a.docx
@@ -15,7 +15,7 @@
         <w:rPr>
           <w:rFonts w:ascii="Avenir Next" w:hAnsi="Avenir Next" w:cs="Avenir Next" w:eastAsia="Avenir Next"/>
           <w:color w:val="1A1A1A"/>
-          <w:sz w:val="20"/>
+          <w:sz w:val="22"/>
           <w:szCs w:val="20"/>
         </w:rPr>
         <w:t xml:space="preserve">Name</w:t>
@@ -33,7 +33,7 @@
         <w:rPr>
           <w:rFonts w:ascii="Avenir Next" w:hAnsi="Avenir Next" w:cs="Avenir Next" w:eastAsia="Avenir Next"/>
           <w:color w:val="1A1A1A"/>
-          <w:sz w:val="20"/>
+          <w:sz w:val="22"/>
           <w:szCs w:val="20"/>
         </w:rPr>
         <w:t xml:space="preserve">   Date</w:t>
@@ -51,7 +51,7 @@
         <w:rPr>
           <w:rFonts w:ascii="Avenir Next" w:hAnsi="Avenir Next" w:cs="Avenir Next" w:eastAsia="Avenir Next"/>
           <w:color w:val="1A1A1A"/>
-          <w:sz w:val="20"/>
+          <w:sz w:val="22"/>
           <w:szCs w:val="20"/>
         </w:rPr>
         <w:t xml:space="preserve">   Period</w:t>
@@ -78,7 +78,7 @@
           <w:caps/>
           <w:color w:val="003A70"/>
           <w:spacing w:val="12"/>
-          <w:sz w:val="19"/>
+          <w:sz w:val="22"/>
           <w:szCs w:val="19"/>
         </w:rPr>
         <w:t xml:space="preserve">Lesson 8-3  ·  Session 1  ·  Practice  ·  Form A</w:t>
@@ -86,6 +86,7 @@
     </w:p>
     <w:p>
       <w:pPr>
+        <w:pStyle w:val="Heading1"/>
         <w:keepNext/>
         <w:spacing w:before="0" w:after="10" w:line="240" w:lineRule="auto"/>
       </w:pPr>
@@ -111,7 +112,7 @@
         <w:rPr>
           <w:rFonts w:ascii="Avenir Next" w:hAnsi="Avenir Next" w:cs="Avenir Next" w:eastAsia="Avenir Next"/>
           <w:color w:val="5A5F66"/>
-          <w:sz w:val="17"/>
+          <w:sz w:val="22"/>
           <w:szCs w:val="17"/>
         </w:rPr>
         <w:t xml:space="preserve">Learning target — I can solve a multiplication equation by dividing both sides by the same number.</w:t>
@@ -128,7 +129,7 @@
     </w:p>
     <w:p>
       <w:pPr>
-        <w:spacing w:before="0" w:after="0" w:line="60" w:lineRule="auto"/>
+        <w:spacing w:before="0" w:after="0" w:line="50" w:lineRule="exact"/>
       </w:pPr>
     </w:p>
     <w:tbl>
@@ -167,6 +168,7 @@
           </w:tcPr>
           <w:p>
             <w:pPr>
+              <w:pStyle w:val="Heading2"/>
               <w:spacing w:before="0" w:after="40" w:line="264" w:lineRule="auto"/>
             </w:pPr>
             <w:r>
@@ -194,54 +196,73 @@
                 <w:rFonts w:ascii="Avenir Next" w:hAnsi="Avenir Next" w:cs="Avenir Next" w:eastAsia="Avenir Next"/>
                 <w:b/>
                 <w:color w:val="003A70"/>
+                <w:sz w:val="22"/>
+                <w:szCs w:val="18"/>
+              </w:rPr>
+              <w:t xml:space="preserve">•</w:t>
+            </w:r>
+            <w:r>
+              <w:rPr>
+                <w:rFonts w:ascii="Avenir Next" w:hAnsi="Avenir Next" w:cs="Avenir Next" w:eastAsia="Avenir Next"/>
+                <w:color w:val="1A1A1A"/>
                 <w:sz w:val="18"/>
                 <w:szCs w:val="18"/>
               </w:rPr>
-              <w:t xml:space="preserve">•</w:t>
-            </w:r>
-            <w:r>
-              <w:rPr>
-                <w:rFonts w:ascii="Avenir Next" w:hAnsi="Avenir Next" w:cs="Avenir Next" w:eastAsia="Avenir Next"/>
-                <w:color w:val="1A1A1A"/>
-                <w:sz w:val="18"/>
+              <w:tab/>
+            </w:r>
+            <w:r>
+              <w:rPr>
+                <w:rFonts w:ascii="Avenir Next" w:hAnsi="Avenir Next" w:cs="Avenir Next" w:eastAsia="Avenir Next"/>
+                <w:color w:val="1A1A1A"/>
+                <w:sz w:val="22"/>
                 <w:szCs w:val="18"/>
               </w:rPr>
-              <w:tab/>
-            </w:r>
-            <w:r>
-              <w:rPr>
-                <w:rFonts w:ascii="Avenir Next" w:hAnsi="Avenir Next" w:cs="Avenir Next" w:eastAsia="Avenir Next"/>
-                <w:color w:val="1A1A1A"/>
-                <w:sz w:val="18"/>
+              <w:t xml:space="preserve">The </w:t>
+            </w:r>
+            <w:r>
+              <w:rPr>
+                <w:rFonts w:ascii="Avenir Next" w:hAnsi="Avenir Next" w:cs="Avenir Next" w:eastAsia="Avenir Next"/>
+                <w:b/>
+                <w:color w:val="1A1A1A"/>
+                <w:sz w:val="22"/>
                 <w:szCs w:val="18"/>
               </w:rPr>
-              <w:t xml:space="preserve">The </w:t>
-            </w:r>
-            <w:r>
-              <w:rPr>
-                <w:rFonts w:ascii="Avenir Next" w:hAnsi="Avenir Next" w:cs="Avenir Next" w:eastAsia="Avenir Next"/>
-                <w:b/>
-                <w:color w:val="1A1A1A"/>
-                <w:sz w:val="18"/>
+              <w:t xml:space="preserve">coefficient</w:t>
+            </w:r>
+            <w:r>
+              <w:rPr>
+                <w:rFonts w:ascii="Avenir Next" w:hAnsi="Avenir Next" w:cs="Avenir Next" w:eastAsia="Avenir Next"/>
+                <w:color w:val="1A1A1A"/>
+                <w:sz w:val="22"/>
                 <w:szCs w:val="18"/>
               </w:rPr>
-              <w:t xml:space="preserve">coefficient</w:t>
-            </w:r>
-            <w:r>
-              <w:rPr>
-                <w:rFonts w:ascii="Avenir Next" w:hAnsi="Avenir Next" w:cs="Avenir Next" w:eastAsia="Avenir Next"/>
-                <w:color w:val="1A1A1A"/>
-                <w:sz w:val="18"/>
+              <w:t xml:space="preserve"> is the number next to the variable. 5</w:t>
+            </w:r>
+            <w:r>
+              <w:rPr>
+                <w:rFonts w:ascii="Avenir Next" w:hAnsi="Avenir Next" w:cs="Avenir Next" w:eastAsia="Avenir Next"/>
+                <w:i/>
+                <w:color w:val="1A1A1A"/>
+                <w:sz w:val="22"/>
                 <w:szCs w:val="18"/>
               </w:rPr>
-              <w:t xml:space="preserve"> is the number next to the variable. 5</w:t>
+              <w:t xml:space="preserve">b</w:t>
+            </w:r>
+            <w:r>
+              <w:rPr>
+                <w:rFonts w:ascii="Avenir Next" w:hAnsi="Avenir Next" w:cs="Avenir Next" w:eastAsia="Avenir Next"/>
+                <w:color w:val="1A1A1A"/>
+                <w:sz w:val="22"/>
+                <w:szCs w:val="18"/>
+              </w:rPr>
+              <w:t xml:space="preserve"> means 5 × </w:t>
             </w:r>
             <w:r>
               <w:rPr>
                 <w:rFonts w:ascii="Avenir Next" w:hAnsi="Avenir Next" w:cs="Avenir Next" w:eastAsia="Avenir Next"/>
                 <w:i/>
                 <w:color w:val="1A1A1A"/>
-                <w:sz w:val="18"/>
+                <w:sz w:val="22"/>
                 <w:szCs w:val="18"/>
               </w:rPr>
               <w:t xml:space="preserve">b</w:t>
@@ -250,26 +271,7 @@
               <w:rPr>
                 <w:rFonts w:ascii="Avenir Next" w:hAnsi="Avenir Next" w:cs="Avenir Next" w:eastAsia="Avenir Next"/>
                 <w:color w:val="1A1A1A"/>
-                <w:sz w:val="18"/>
-                <w:szCs w:val="18"/>
-              </w:rPr>
-              <w:t xml:space="preserve"> means 5 × </w:t>
-            </w:r>
-            <w:r>
-              <w:rPr>
-                <w:rFonts w:ascii="Avenir Next" w:hAnsi="Avenir Next" w:cs="Avenir Next" w:eastAsia="Avenir Next"/>
-                <w:i/>
-                <w:color w:val="1A1A1A"/>
-                <w:sz w:val="18"/>
-                <w:szCs w:val="18"/>
-              </w:rPr>
-              <w:t xml:space="preserve">b</w:t>
-            </w:r>
-            <w:r>
-              <w:rPr>
-                <w:rFonts w:ascii="Avenir Next" w:hAnsi="Avenir Next" w:cs="Avenir Next" w:eastAsia="Avenir Next"/>
-                <w:color w:val="1A1A1A"/>
-                <w:sz w:val="18"/>
+                <w:sz w:val="22"/>
                 <w:szCs w:val="18"/>
               </w:rPr>
               <w:t xml:space="preserve">.</w:t>
@@ -288,44 +290,44 @@
                 <w:rFonts w:ascii="Avenir Next" w:hAnsi="Avenir Next" w:cs="Avenir Next" w:eastAsia="Avenir Next"/>
                 <w:b/>
                 <w:color w:val="003A70"/>
+                <w:sz w:val="22"/>
+                <w:szCs w:val="18"/>
+              </w:rPr>
+              <w:t xml:space="preserve">•</w:t>
+            </w:r>
+            <w:r>
+              <w:rPr>
+                <w:rFonts w:ascii="Avenir Next" w:hAnsi="Avenir Next" w:cs="Avenir Next" w:eastAsia="Avenir Next"/>
+                <w:color w:val="1A1A1A"/>
                 <w:sz w:val="18"/>
                 <w:szCs w:val="18"/>
               </w:rPr>
-              <w:t xml:space="preserve">•</w:t>
-            </w:r>
-            <w:r>
-              <w:rPr>
-                <w:rFonts w:ascii="Avenir Next" w:hAnsi="Avenir Next" w:cs="Avenir Next" w:eastAsia="Avenir Next"/>
-                <w:color w:val="1A1A1A"/>
-                <w:sz w:val="18"/>
+              <w:tab/>
+            </w:r>
+            <w:r>
+              <w:rPr>
+                <w:rFonts w:ascii="Avenir Next" w:hAnsi="Avenir Next" w:cs="Avenir Next" w:eastAsia="Avenir Next"/>
+                <w:color w:val="1A1A1A"/>
+                <w:sz w:val="22"/>
                 <w:szCs w:val="18"/>
               </w:rPr>
-              <w:tab/>
-            </w:r>
-            <w:r>
-              <w:rPr>
-                <w:rFonts w:ascii="Avenir Next" w:hAnsi="Avenir Next" w:cs="Avenir Next" w:eastAsia="Avenir Next"/>
-                <w:color w:val="1A1A1A"/>
-                <w:sz w:val="18"/>
+              <w:t xml:space="preserve">Division undoes multiplication. </w:t>
+            </w:r>
+            <w:r>
+              <w:rPr>
+                <w:rFonts w:ascii="Avenir Next" w:hAnsi="Avenir Next" w:cs="Avenir Next" w:eastAsia="Avenir Next"/>
+                <w:b/>
+                <w:color w:val="1A1A1A"/>
+                <w:sz w:val="22"/>
                 <w:szCs w:val="18"/>
               </w:rPr>
-              <w:t xml:space="preserve">Division undoes multiplication. </w:t>
-            </w:r>
-            <w:r>
-              <w:rPr>
-                <w:rFonts w:ascii="Avenir Next" w:hAnsi="Avenir Next" w:cs="Avenir Next" w:eastAsia="Avenir Next"/>
-                <w:b/>
-                <w:color w:val="1A1A1A"/>
-                <w:sz w:val="18"/>
-                <w:szCs w:val="18"/>
-              </w:rPr>
               <w:t xml:space="preserve">Divide both sides</w:t>
             </w:r>
             <w:r>
               <w:rPr>
                 <w:rFonts w:ascii="Avenir Next" w:hAnsi="Avenir Next" w:cs="Avenir Next" w:eastAsia="Avenir Next"/>
                 <w:color w:val="1A1A1A"/>
-                <w:sz w:val="18"/>
+                <w:sz w:val="22"/>
                 <w:szCs w:val="18"/>
               </w:rPr>
               <w:t xml:space="preserve"> by the coefficient.</w:t>
@@ -344,35 +346,35 @@
                 <w:rFonts w:ascii="Avenir Next" w:hAnsi="Avenir Next" w:cs="Avenir Next" w:eastAsia="Avenir Next"/>
                 <w:b/>
                 <w:color w:val="003A70"/>
+                <w:sz w:val="22"/>
+                <w:szCs w:val="18"/>
+              </w:rPr>
+              <w:t xml:space="preserve">•</w:t>
+            </w:r>
+            <w:r>
+              <w:rPr>
+                <w:rFonts w:ascii="Avenir Next" w:hAnsi="Avenir Next" w:cs="Avenir Next" w:eastAsia="Avenir Next"/>
+                <w:color w:val="1A1A1A"/>
                 <w:sz w:val="18"/>
                 <w:szCs w:val="18"/>
               </w:rPr>
-              <w:t xml:space="preserve">•</w:t>
-            </w:r>
-            <w:r>
-              <w:rPr>
-                <w:rFonts w:ascii="Avenir Next" w:hAnsi="Avenir Next" w:cs="Avenir Next" w:eastAsia="Avenir Next"/>
-                <w:color w:val="1A1A1A"/>
-                <w:sz w:val="18"/>
+              <w:tab/>
+            </w:r>
+            <w:r>
+              <w:rPr>
+                <w:rFonts w:ascii="Avenir Next" w:hAnsi="Avenir Next" w:cs="Avenir Next" w:eastAsia="Avenir Next"/>
+                <w:b/>
+                <w:color w:val="1A1A1A"/>
+                <w:sz w:val="22"/>
                 <w:szCs w:val="18"/>
               </w:rPr>
-              <w:tab/>
-            </w:r>
-            <w:r>
-              <w:rPr>
-                <w:rFonts w:ascii="Avenir Next" w:hAnsi="Avenir Next" w:cs="Avenir Next" w:eastAsia="Avenir Next"/>
-                <w:b/>
-                <w:color w:val="1A1A1A"/>
-                <w:sz w:val="18"/>
-                <w:szCs w:val="18"/>
-              </w:rPr>
               <w:t xml:space="preserve">Check</w:t>
             </w:r>
             <w:r>
               <w:rPr>
                 <w:rFonts w:ascii="Avenir Next" w:hAnsi="Avenir Next" w:cs="Avenir Next" w:eastAsia="Avenir Next"/>
                 <w:color w:val="1A1A1A"/>
-                <w:sz w:val="18"/>
+                <w:sz w:val="22"/>
                 <w:szCs w:val="18"/>
               </w:rPr>
               <w:t xml:space="preserve"> by multiplying: coefficient × your answer = the total.</w:t>
@@ -387,6 +389,7 @@
           </w:tcPr>
           <w:p>
             <w:pPr>
+              <w:pStyle w:val="Heading2"/>
               <w:spacing w:before="0" w:after="40" w:line="264" w:lineRule="auto"/>
             </w:pPr>
             <w:r>
@@ -409,7 +412,7 @@
               <w:rPr>
                 <w:rFonts w:ascii="Avenir Next" w:hAnsi="Avenir Next" w:cs="Avenir Next" w:eastAsia="Avenir Next"/>
                 <w:color w:val="1A1A1A"/>
-                <w:sz w:val="17"/>
+                <w:sz w:val="22"/>
                 <w:szCs w:val="17"/>
               </w:rPr>
               <w:t xml:space="preserve">5 boxes each hold the same number of pencils, 45 in all. Solve 5</w:t>
@@ -419,7 +422,7 @@
                 <w:rFonts w:ascii="Avenir Next" w:hAnsi="Avenir Next" w:cs="Avenir Next" w:eastAsia="Avenir Next"/>
                 <w:i/>
                 <w:color w:val="1A1A1A"/>
-                <w:sz w:val="17"/>
+                <w:sz w:val="22"/>
                 <w:szCs w:val="17"/>
               </w:rPr>
               <w:t xml:space="preserve">b</w:t>
@@ -428,7 +431,7 @@
               <w:rPr>
                 <w:rFonts w:ascii="Avenir Next" w:hAnsi="Avenir Next" w:cs="Avenir Next" w:eastAsia="Avenir Next"/>
                 <w:color w:val="1A1A1A"/>
-                <w:sz w:val="17"/>
+                <w:sz w:val="22"/>
                 <w:szCs w:val="17"/>
               </w:rPr>
               <w:t xml:space="preserve"> = 45.</w:t>
@@ -447,44 +450,44 @@
                 <w:rFonts w:ascii="Avenir Next" w:hAnsi="Avenir Next" w:cs="Avenir Next" w:eastAsia="Avenir Next"/>
                 <w:b/>
                 <w:color w:val="003A70"/>
+                <w:sz w:val="22"/>
+                <w:szCs w:val="17"/>
+              </w:rPr>
+              <w:t xml:space="preserve">Step 1</w:t>
+            </w:r>
+            <w:r>
+              <w:rPr>
+                <w:rFonts w:ascii="Avenir Next" w:hAnsi="Avenir Next" w:cs="Avenir Next" w:eastAsia="Avenir Next"/>
+                <w:color w:val="1A1A1A"/>
                 <w:sz w:val="17"/>
                 <w:szCs w:val="17"/>
               </w:rPr>
-              <w:t xml:space="preserve">Step 1</w:t>
-            </w:r>
-            <w:r>
-              <w:rPr>
-                <w:rFonts w:ascii="Avenir Next" w:hAnsi="Avenir Next" w:cs="Avenir Next" w:eastAsia="Avenir Next"/>
-                <w:color w:val="1A1A1A"/>
-                <w:sz w:val="17"/>
+              <w:tab/>
+            </w:r>
+            <w:r>
+              <w:rPr>
+                <w:rFonts w:ascii="Avenir Next" w:hAnsi="Avenir Next" w:cs="Avenir Next" w:eastAsia="Avenir Next"/>
+                <w:color w:val="1A1A1A"/>
+                <w:sz w:val="22"/>
                 <w:szCs w:val="17"/>
               </w:rPr>
-              <w:tab/>
-            </w:r>
-            <w:r>
-              <w:rPr>
-                <w:rFonts w:ascii="Avenir Next" w:hAnsi="Avenir Next" w:cs="Avenir Next" w:eastAsia="Avenir Next"/>
-                <w:color w:val="1A1A1A"/>
-                <w:sz w:val="17"/>
+              <w:t xml:space="preserve">Divide both sides by 5: 5</w:t>
+            </w:r>
+            <w:r>
+              <w:rPr>
+                <w:rFonts w:ascii="Avenir Next" w:hAnsi="Avenir Next" w:cs="Avenir Next" w:eastAsia="Avenir Next"/>
+                <w:i/>
+                <w:color w:val="1A1A1A"/>
+                <w:sz w:val="22"/>
                 <w:szCs w:val="17"/>
               </w:rPr>
-              <w:t xml:space="preserve">Divide both sides by 5: 5</w:t>
-            </w:r>
-            <w:r>
-              <w:rPr>
-                <w:rFonts w:ascii="Avenir Next" w:hAnsi="Avenir Next" w:cs="Avenir Next" w:eastAsia="Avenir Next"/>
-                <w:i/>
-                <w:color w:val="1A1A1A"/>
-                <w:sz w:val="17"/>
-                <w:szCs w:val="17"/>
-              </w:rPr>
               <w:t xml:space="preserve">b</w:t>
             </w:r>
             <w:r>
               <w:rPr>
                 <w:rFonts w:ascii="Avenir Next" w:hAnsi="Avenir Next" w:cs="Avenir Next" w:eastAsia="Avenir Next"/>
                 <w:color w:val="1A1A1A"/>
-                <w:sz w:val="17"/>
+                <w:sz w:val="22"/>
                 <w:szCs w:val="17"/>
               </w:rPr>
               <w:t xml:space="preserve"> ÷ 5 = 45 ÷ 5.</w:t>
@@ -503,44 +506,44 @@
                 <w:rFonts w:ascii="Avenir Next" w:hAnsi="Avenir Next" w:cs="Avenir Next" w:eastAsia="Avenir Next"/>
                 <w:b/>
                 <w:color w:val="003A70"/>
+                <w:sz w:val="22"/>
+                <w:szCs w:val="17"/>
+              </w:rPr>
+              <w:t xml:space="preserve">Step 2</w:t>
+            </w:r>
+            <w:r>
+              <w:rPr>
+                <w:rFonts w:ascii="Avenir Next" w:hAnsi="Avenir Next" w:cs="Avenir Next" w:eastAsia="Avenir Next"/>
+                <w:color w:val="1A1A1A"/>
                 <w:sz w:val="17"/>
                 <w:szCs w:val="17"/>
               </w:rPr>
-              <w:t xml:space="preserve">Step 2</w:t>
-            </w:r>
-            <w:r>
-              <w:rPr>
-                <w:rFonts w:ascii="Avenir Next" w:hAnsi="Avenir Next" w:cs="Avenir Next" w:eastAsia="Avenir Next"/>
-                <w:color w:val="1A1A1A"/>
-                <w:sz w:val="17"/>
+              <w:tab/>
+            </w:r>
+            <w:r>
+              <w:rPr>
+                <w:rFonts w:ascii="Avenir Next" w:hAnsi="Avenir Next" w:cs="Avenir Next" w:eastAsia="Avenir Next"/>
+                <w:color w:val="1A1A1A"/>
+                <w:sz w:val="22"/>
                 <w:szCs w:val="17"/>
               </w:rPr>
-              <w:tab/>
-            </w:r>
-            <w:r>
-              <w:rPr>
-                <w:rFonts w:ascii="Avenir Next" w:hAnsi="Avenir Next" w:cs="Avenir Next" w:eastAsia="Avenir Next"/>
-                <w:color w:val="1A1A1A"/>
-                <w:sz w:val="17"/>
+              <w:t xml:space="preserve">Simplify: </w:t>
+            </w:r>
+            <w:r>
+              <w:rPr>
+                <w:rFonts w:ascii="Avenir Next" w:hAnsi="Avenir Next" w:cs="Avenir Next" w:eastAsia="Avenir Next"/>
+                <w:i/>
+                <w:color w:val="1A1A1A"/>
+                <w:sz w:val="22"/>
                 <w:szCs w:val="17"/>
               </w:rPr>
-              <w:t xml:space="preserve">Simplify: </w:t>
-            </w:r>
-            <w:r>
-              <w:rPr>
-                <w:rFonts w:ascii="Avenir Next" w:hAnsi="Avenir Next" w:cs="Avenir Next" w:eastAsia="Avenir Next"/>
-                <w:i/>
-                <w:color w:val="1A1A1A"/>
-                <w:sz w:val="17"/>
-                <w:szCs w:val="17"/>
-              </w:rPr>
               <w:t xml:space="preserve">b</w:t>
             </w:r>
             <w:r>
               <w:rPr>
                 <w:rFonts w:ascii="Avenir Next" w:hAnsi="Avenir Next" w:cs="Avenir Next" w:eastAsia="Avenir Next"/>
                 <w:color w:val="1A1A1A"/>
-                <w:sz w:val="17"/>
+                <w:sz w:val="22"/>
                 <w:szCs w:val="17"/>
               </w:rPr>
               <w:t xml:space="preserve"> = 9.</w:t>
@@ -559,25 +562,25 @@
                 <w:rFonts w:ascii="Avenir Next" w:hAnsi="Avenir Next" w:cs="Avenir Next" w:eastAsia="Avenir Next"/>
                 <w:b/>
                 <w:color w:val="003A70"/>
+                <w:sz w:val="22"/>
+                <w:szCs w:val="17"/>
+              </w:rPr>
+              <w:t xml:space="preserve">Step 3</w:t>
+            </w:r>
+            <w:r>
+              <w:rPr>
+                <w:rFonts w:ascii="Avenir Next" w:hAnsi="Avenir Next" w:cs="Avenir Next" w:eastAsia="Avenir Next"/>
+                <w:color w:val="1A1A1A"/>
                 <w:sz w:val="17"/>
                 <w:szCs w:val="17"/>
               </w:rPr>
-              <w:t xml:space="preserve">Step 3</w:t>
-            </w:r>
-            <w:r>
-              <w:rPr>
-                <w:rFonts w:ascii="Avenir Next" w:hAnsi="Avenir Next" w:cs="Avenir Next" w:eastAsia="Avenir Next"/>
-                <w:color w:val="1A1A1A"/>
-                <w:sz w:val="17"/>
-                <w:szCs w:val="17"/>
-              </w:rPr>
               <w:tab/>
             </w:r>
             <w:r>
               <w:rPr>
                 <w:rFonts w:ascii="Avenir Next" w:hAnsi="Avenir Next" w:cs="Avenir Next" w:eastAsia="Avenir Next"/>
                 <w:color w:val="1A1A1A"/>
-                <w:sz w:val="17"/>
+                <w:sz w:val="22"/>
                 <w:szCs w:val="17"/>
               </w:rPr>
               <w:t xml:space="preserve">Check: 5 × 9 = 45.</w:t>
@@ -596,18 +599,18 @@
                 <w:rFonts w:ascii="Avenir Next" w:hAnsi="Avenir Next" w:cs="Avenir Next" w:eastAsia="Avenir Next"/>
                 <w:b/>
                 <w:color w:val="1A1A1A"/>
+                <w:sz w:val="22"/>
+                <w:szCs w:val="17"/>
+              </w:rPr>
+              <w:t xml:space="preserve">Answer</w:t>
+            </w:r>
+            <w:r>
+              <w:rPr>
+                <w:rFonts w:ascii="Avenir Next" w:hAnsi="Avenir Next" w:cs="Avenir Next" w:eastAsia="Avenir Next"/>
+                <w:color w:val="1A1A1A"/>
                 <w:sz w:val="17"/>
                 <w:szCs w:val="17"/>
               </w:rPr>
-              <w:t xml:space="preserve">Answer</w:t>
-            </w:r>
-            <w:r>
-              <w:rPr>
-                <w:rFonts w:ascii="Avenir Next" w:hAnsi="Avenir Next" w:cs="Avenir Next" w:eastAsia="Avenir Next"/>
-                <w:color w:val="1A1A1A"/>
-                <w:sz w:val="17"/>
-                <w:szCs w:val="17"/>
-              </w:rPr>
               <w:tab/>
             </w:r>
             <w:r>
@@ -615,7 +618,7 @@
                 <w:rFonts w:ascii="Avenir Next" w:hAnsi="Avenir Next" w:cs="Avenir Next" w:eastAsia="Avenir Next"/>
                 <w:b/>
                 <w:color w:val="1A1A1A"/>
-                <w:sz w:val="17"/>
+                <w:sz w:val="22"/>
                 <w:szCs w:val="17"/>
               </w:rPr>
               <w:t xml:space="preserve">Each box holds 9 pencils.</w:t>
@@ -644,7 +647,7 @@
           <w:rFonts w:ascii="Avenir Next" w:hAnsi="Avenir Next" w:cs="Avenir Next" w:eastAsia="Avenir Next"/>
           <w:b/>
           <w:color w:val="1A1A1A"/>
-          <w:sz w:val="17"/>
+          <w:sz w:val="22"/>
           <w:szCs w:val="17"/>
         </w:rPr>
         <w:t xml:space="preserve">coefficient</w:t>
@@ -654,7 +657,7 @@
           <w:rFonts w:ascii="Avenir Next" w:hAnsi="Avenir Next" w:cs="Avenir Next" w:eastAsia="Avenir Next"/>
           <w:i/>
           <w:color w:val="5A5F66"/>
-          <w:sz w:val="17"/>
+          <w:sz w:val="22"/>
           <w:szCs w:val="17"/>
         </w:rPr>
         <w:t xml:space="preserve"> (coeficiente)</w:t>
@@ -663,7 +666,7 @@
         <w:rPr>
           <w:rFonts w:ascii="Avenir Next" w:hAnsi="Avenir Next" w:cs="Avenir Next" w:eastAsia="Avenir Next"/>
           <w:color w:val="5A5F66"/>
-          <w:sz w:val="17"/>
+          <w:sz w:val="22"/>
           <w:szCs w:val="17"/>
         </w:rPr>
         <w:t xml:space="preserve">   ·   </w:t>
@@ -673,7 +676,7 @@
           <w:rFonts w:ascii="Avenir Next" w:hAnsi="Avenir Next" w:cs="Avenir Next" w:eastAsia="Avenir Next"/>
           <w:b/>
           <w:color w:val="1A1A1A"/>
-          <w:sz w:val="17"/>
+          <w:sz w:val="22"/>
           <w:szCs w:val="17"/>
         </w:rPr>
         <w:t xml:space="preserve">inverse operation</w:t>
@@ -683,7 +686,7 @@
           <w:rFonts w:ascii="Avenir Next" w:hAnsi="Avenir Next" w:cs="Avenir Next" w:eastAsia="Avenir Next"/>
           <w:i/>
           <w:color w:val="5A5F66"/>
-          <w:sz w:val="17"/>
+          <w:sz w:val="22"/>
           <w:szCs w:val="17"/>
         </w:rPr>
         <w:t xml:space="preserve"> (operación inversa)</w:t>
@@ -692,7 +695,7 @@
         <w:rPr>
           <w:rFonts w:ascii="Avenir Next" w:hAnsi="Avenir Next" w:cs="Avenir Next" w:eastAsia="Avenir Next"/>
           <w:color w:val="5A5F66"/>
-          <w:sz w:val="17"/>
+          <w:sz w:val="22"/>
           <w:szCs w:val="17"/>
         </w:rPr>
         <w:t xml:space="preserve">   ·   </w:t>
@@ -702,7 +705,7 @@
           <w:rFonts w:ascii="Avenir Next" w:hAnsi="Avenir Next" w:cs="Avenir Next" w:eastAsia="Avenir Next"/>
           <w:b/>
           <w:color w:val="1A1A1A"/>
-          <w:sz w:val="17"/>
+          <w:sz w:val="22"/>
           <w:szCs w:val="17"/>
         </w:rPr>
         <w:t xml:space="preserve">Division Property of Equality</w:t>
@@ -712,7 +715,7 @@
           <w:rFonts w:ascii="Avenir Next" w:hAnsi="Avenir Next" w:cs="Avenir Next" w:eastAsia="Avenir Next"/>
           <w:i/>
           <w:color w:val="5A5F66"/>
-          <w:sz w:val="17"/>
+          <w:sz w:val="22"/>
           <w:szCs w:val="17"/>
         </w:rPr>
         <w:t xml:space="preserve"> (propiedad de división de la igualdad)</w:t>
@@ -720,6 +723,7 @@
     </w:p>
     <w:p>
       <w:pPr>
+        <w:pStyle w:val="Heading2"/>
         <w:keepNext/>
         <w:pBdr>
           <w:bottom w:val="single" w:sz="8" w:space="3" w:color="003A70"/>
@@ -735,7 +739,7 @@
           <w:b/>
           <w:color w:val="003A70"/>
           <w:spacing w:val="14"/>
-          <w:sz w:val="19"/>
+          <w:sz w:val="22"/>
           <w:szCs w:val="19"/>
         </w:rPr>
         <w:t xml:space="preserve">PRACTICE</w:t>
@@ -754,7 +758,7 @@
           <w:rFonts w:ascii="Avenir Next" w:hAnsi="Avenir Next" w:cs="Avenir Next" w:eastAsia="Avenir Next"/>
           <w:i/>
           <w:color w:val="5A5F66"/>
-          <w:sz w:val="17"/>
+          <w:sz w:val="22"/>
           <w:szCs w:val="17"/>
         </w:rPr>
         <w:t xml:space="preserve">show your work · label units</w:t>
@@ -762,7 +766,7 @@
     </w:p>
     <w:p>
       <w:pPr>
-        <w:spacing w:before="0" w:after="0" w:line="20" w:lineRule="exact"/>
+        <w:spacing w:before="0" w:after="0" w:line="50" w:lineRule="exact"/>
       </w:pPr>
     </w:p>
     <w:tbl>
@@ -812,25 +816,25 @@
                 <w:rFonts w:ascii="Avenir Next" w:hAnsi="Avenir Next" w:cs="Avenir Next" w:eastAsia="Avenir Next"/>
                 <w:b/>
                 <w:color w:val="1A1A1A"/>
+                <w:sz w:val="22"/>
+                <w:szCs w:val="20"/>
+              </w:rPr>
+              <w:t xml:space="preserve">1.</w:t>
+            </w:r>
+            <w:r>
+              <w:rPr>
+                <w:rFonts w:ascii="Avenir Next" w:hAnsi="Avenir Next" w:cs="Avenir Next" w:eastAsia="Avenir Next"/>
+                <w:color w:val="1A1A1A"/>
                 <w:sz w:val="20"/>
                 <w:szCs w:val="20"/>
               </w:rPr>
-              <w:t xml:space="preserve">1.</w:t>
-            </w:r>
-            <w:r>
-              <w:rPr>
-                <w:rFonts w:ascii="Avenir Next" w:hAnsi="Avenir Next" w:cs="Avenir Next" w:eastAsia="Avenir Next"/>
-                <w:color w:val="1A1A1A"/>
-                <w:sz w:val="20"/>
-                <w:szCs w:val="20"/>
-              </w:rPr>
               <w:tab/>
             </w:r>
             <w:r>
               <w:rPr>
                 <w:rFonts w:ascii="Avenir Next" w:hAnsi="Avenir Next" w:cs="Avenir Next" w:eastAsia="Avenir Next"/>
                 <w:color w:val="1A1A1A"/>
-                <w:sz w:val="20"/>
+                <w:sz w:val="22"/>
                 <w:szCs w:val="20"/>
               </w:rPr>
               <w:t xml:space="preserve">Solve each equation.</w:t>
@@ -886,44 +890,44 @@
                       <w:rFonts w:ascii="Avenir Next" w:hAnsi="Avenir Next" w:cs="Avenir Next" w:eastAsia="Avenir Next"/>
                       <w:b/>
                       <w:color w:val="003A70"/>
+                      <w:sz w:val="22"/>
+                      <w:szCs w:val="20"/>
+                    </w:rPr>
+                    <w:t xml:space="preserve">a.</w:t>
+                  </w:r>
+                  <w:r>
+                    <w:rPr>
+                      <w:rFonts w:ascii="Avenir Next" w:hAnsi="Avenir Next" w:cs="Avenir Next" w:eastAsia="Avenir Next"/>
+                      <w:color w:val="1A1A1A"/>
                       <w:sz w:val="20"/>
                       <w:szCs w:val="20"/>
                     </w:rPr>
-                    <w:t xml:space="preserve">a.</w:t>
-                  </w:r>
-                  <w:r>
-                    <w:rPr>
-                      <w:rFonts w:ascii="Avenir Next" w:hAnsi="Avenir Next" w:cs="Avenir Next" w:eastAsia="Avenir Next"/>
-                      <w:color w:val="1A1A1A"/>
-                      <w:sz w:val="20"/>
+                    <w:tab/>
+                  </w:r>
+                  <w:r>
+                    <w:rPr>
+                      <w:rFonts w:ascii="Avenir Next" w:hAnsi="Avenir Next" w:cs="Avenir Next" w:eastAsia="Avenir Next"/>
+                      <w:color w:val="1A1A1A"/>
+                      <w:sz w:val="22"/>
                       <w:szCs w:val="20"/>
                     </w:rPr>
-                    <w:tab/>
-                  </w:r>
-                  <w:r>
-                    <w:rPr>
-                      <w:rFonts w:ascii="Avenir Next" w:hAnsi="Avenir Next" w:cs="Avenir Next" w:eastAsia="Avenir Next"/>
-                      <w:color w:val="1A1A1A"/>
-                      <w:sz w:val="20"/>
+                    <w:t xml:space="preserve">12</w:t>
+                  </w:r>
+                  <w:r>
+                    <w:rPr>
+                      <w:rFonts w:ascii="Avenir Next" w:hAnsi="Avenir Next" w:cs="Avenir Next" w:eastAsia="Avenir Next"/>
+                      <w:i/>
+                      <w:color w:val="1A1A1A"/>
+                      <w:sz w:val="22"/>
                       <w:szCs w:val="20"/>
                     </w:rPr>
-                    <w:t xml:space="preserve">12</w:t>
-                  </w:r>
-                  <w:r>
-                    <w:rPr>
-                      <w:rFonts w:ascii="Avenir Next" w:hAnsi="Avenir Next" w:cs="Avenir Next" w:eastAsia="Avenir Next"/>
-                      <w:i/>
-                      <w:color w:val="1A1A1A"/>
-                      <w:sz w:val="20"/>
-                      <w:szCs w:val="20"/>
-                    </w:rPr>
                     <w:t xml:space="preserve">k</w:t>
                   </w:r>
                   <w:r>
                     <w:rPr>
                       <w:rFonts w:ascii="Avenir Next" w:hAnsi="Avenir Next" w:cs="Avenir Next" w:eastAsia="Avenir Next"/>
                       <w:color w:val="1A1A1A"/>
-                      <w:sz w:val="20"/>
+                      <w:sz w:val="22"/>
                       <w:szCs w:val="20"/>
                     </w:rPr>
                     <w:t xml:space="preserve"> = 60</w:t>
@@ -967,44 +971,44 @@
                       <w:rFonts w:ascii="Avenir Next" w:hAnsi="Avenir Next" w:cs="Avenir Next" w:eastAsia="Avenir Next"/>
                       <w:b/>
                       <w:color w:val="003A70"/>
+                      <w:sz w:val="22"/>
+                      <w:szCs w:val="20"/>
+                    </w:rPr>
+                    <w:t xml:space="preserve">b.</w:t>
+                  </w:r>
+                  <w:r>
+                    <w:rPr>
+                      <w:rFonts w:ascii="Avenir Next" w:hAnsi="Avenir Next" w:cs="Avenir Next" w:eastAsia="Avenir Next"/>
+                      <w:color w:val="1A1A1A"/>
                       <w:sz w:val="20"/>
                       <w:szCs w:val="20"/>
                     </w:rPr>
-                    <w:t xml:space="preserve">b.</w:t>
-                  </w:r>
-                  <w:r>
-                    <w:rPr>
-                      <w:rFonts w:ascii="Avenir Next" w:hAnsi="Avenir Next" w:cs="Avenir Next" w:eastAsia="Avenir Next"/>
-                      <w:color w:val="1A1A1A"/>
-                      <w:sz w:val="20"/>
+                    <w:tab/>
+                  </w:r>
+                  <w:r>
+                    <w:rPr>
+                      <w:rFonts w:ascii="Avenir Next" w:hAnsi="Avenir Next" w:cs="Avenir Next" w:eastAsia="Avenir Next"/>
+                      <w:color w:val="1A1A1A"/>
+                      <w:sz w:val="22"/>
                       <w:szCs w:val="20"/>
                     </w:rPr>
-                    <w:tab/>
-                  </w:r>
-                  <w:r>
-                    <w:rPr>
-                      <w:rFonts w:ascii="Avenir Next" w:hAnsi="Avenir Next" w:cs="Avenir Next" w:eastAsia="Avenir Next"/>
-                      <w:color w:val="1A1A1A"/>
-                      <w:sz w:val="20"/>
+                    <w:t xml:space="preserve">9</w:t>
+                  </w:r>
+                  <w:r>
+                    <w:rPr>
+                      <w:rFonts w:ascii="Avenir Next" w:hAnsi="Avenir Next" w:cs="Avenir Next" w:eastAsia="Avenir Next"/>
+                      <w:i/>
+                      <w:color w:val="1A1A1A"/>
+                      <w:sz w:val="22"/>
                       <w:szCs w:val="20"/>
                     </w:rPr>
-                    <w:t xml:space="preserve">9</w:t>
-                  </w:r>
-                  <w:r>
-                    <w:rPr>
-                      <w:rFonts w:ascii="Avenir Next" w:hAnsi="Avenir Next" w:cs="Avenir Next" w:eastAsia="Avenir Next"/>
-                      <w:i/>
-                      <w:color w:val="1A1A1A"/>
-                      <w:sz w:val="20"/>
-                      <w:szCs w:val="20"/>
-                    </w:rPr>
                     <w:t xml:space="preserve">m</w:t>
                   </w:r>
                   <w:r>
                     <w:rPr>
                       <w:rFonts w:ascii="Avenir Next" w:hAnsi="Avenir Next" w:cs="Avenir Next" w:eastAsia="Avenir Next"/>
                       <w:color w:val="1A1A1A"/>
-                      <w:sz w:val="20"/>
+                      <w:sz w:val="22"/>
                       <w:szCs w:val="20"/>
                     </w:rPr>
                     <w:t xml:space="preserve"> = 117</w:t>
@@ -1048,44 +1052,44 @@
                       <w:rFonts w:ascii="Avenir Next" w:hAnsi="Avenir Next" w:cs="Avenir Next" w:eastAsia="Avenir Next"/>
                       <w:b/>
                       <w:color w:val="003A70"/>
+                      <w:sz w:val="22"/>
+                      <w:szCs w:val="20"/>
+                    </w:rPr>
+                    <w:t xml:space="preserve">c.</w:t>
+                  </w:r>
+                  <w:r>
+                    <w:rPr>
+                      <w:rFonts w:ascii="Avenir Next" w:hAnsi="Avenir Next" w:cs="Avenir Next" w:eastAsia="Avenir Next"/>
+                      <w:color w:val="1A1A1A"/>
                       <w:sz w:val="20"/>
                       <w:szCs w:val="20"/>
                     </w:rPr>
-                    <w:t xml:space="preserve">c.</w:t>
-                  </w:r>
-                  <w:r>
-                    <w:rPr>
-                      <w:rFonts w:ascii="Avenir Next" w:hAnsi="Avenir Next" w:cs="Avenir Next" w:eastAsia="Avenir Next"/>
-                      <w:color w:val="1A1A1A"/>
-                      <w:sz w:val="20"/>
+                    <w:tab/>
+                  </w:r>
+                  <w:r>
+                    <w:rPr>
+                      <w:rFonts w:ascii="Avenir Next" w:hAnsi="Avenir Next" w:cs="Avenir Next" w:eastAsia="Avenir Next"/>
+                      <w:color w:val="1A1A1A"/>
+                      <w:sz w:val="22"/>
                       <w:szCs w:val="20"/>
                     </w:rPr>
-                    <w:tab/>
-                  </w:r>
-                  <w:r>
-                    <w:rPr>
-                      <w:rFonts w:ascii="Avenir Next" w:hAnsi="Avenir Next" w:cs="Avenir Next" w:eastAsia="Avenir Next"/>
-                      <w:color w:val="1A1A1A"/>
-                      <w:sz w:val="20"/>
+                    <w:t xml:space="preserve">11</w:t>
+                  </w:r>
+                  <w:r>
+                    <w:rPr>
+                      <w:rFonts w:ascii="Avenir Next" w:hAnsi="Avenir Next" w:cs="Avenir Next" w:eastAsia="Avenir Next"/>
+                      <w:i/>
+                      <w:color w:val="1A1A1A"/>
+                      <w:sz w:val="22"/>
                       <w:szCs w:val="20"/>
                     </w:rPr>
-                    <w:t xml:space="preserve">11</w:t>
-                  </w:r>
-                  <w:r>
-                    <w:rPr>
-                      <w:rFonts w:ascii="Avenir Next" w:hAnsi="Avenir Next" w:cs="Avenir Next" w:eastAsia="Avenir Next"/>
-                      <w:i/>
-                      <w:color w:val="1A1A1A"/>
-                      <w:sz w:val="20"/>
-                      <w:szCs w:val="20"/>
-                    </w:rPr>
                     <w:t xml:space="preserve">w</w:t>
                   </w:r>
                   <w:r>
                     <w:rPr>
                       <w:rFonts w:ascii="Avenir Next" w:hAnsi="Avenir Next" w:cs="Avenir Next" w:eastAsia="Avenir Next"/>
                       <w:color w:val="1A1A1A"/>
-                      <w:sz w:val="20"/>
+                      <w:sz w:val="22"/>
                       <w:szCs w:val="20"/>
                     </w:rPr>
                     <w:t xml:space="preserve"> = 88</w:t>
@@ -1135,44 +1139,44 @@
                       <w:rFonts w:ascii="Avenir Next" w:hAnsi="Avenir Next" w:cs="Avenir Next" w:eastAsia="Avenir Next"/>
                       <w:b/>
                       <w:color w:val="003A70"/>
+                      <w:sz w:val="22"/>
+                      <w:szCs w:val="20"/>
+                    </w:rPr>
+                    <w:t xml:space="preserve">d.</w:t>
+                  </w:r>
+                  <w:r>
+                    <w:rPr>
+                      <w:rFonts w:ascii="Avenir Next" w:hAnsi="Avenir Next" w:cs="Avenir Next" w:eastAsia="Avenir Next"/>
+                      <w:color w:val="1A1A1A"/>
                       <w:sz w:val="20"/>
                       <w:szCs w:val="20"/>
                     </w:rPr>
-                    <w:t xml:space="preserve">d.</w:t>
-                  </w:r>
-                  <w:r>
-                    <w:rPr>
-                      <w:rFonts w:ascii="Avenir Next" w:hAnsi="Avenir Next" w:cs="Avenir Next" w:eastAsia="Avenir Next"/>
-                      <w:color w:val="1A1A1A"/>
-                      <w:sz w:val="20"/>
+                    <w:tab/>
+                  </w:r>
+                  <w:r>
+                    <w:rPr>
+                      <w:rFonts w:ascii="Avenir Next" w:hAnsi="Avenir Next" w:cs="Avenir Next" w:eastAsia="Avenir Next"/>
+                      <w:color w:val="1A1A1A"/>
+                      <w:sz w:val="22"/>
                       <w:szCs w:val="20"/>
                     </w:rPr>
-                    <w:tab/>
-                  </w:r>
-                  <w:r>
-                    <w:rPr>
-                      <w:rFonts w:ascii="Avenir Next" w:hAnsi="Avenir Next" w:cs="Avenir Next" w:eastAsia="Avenir Next"/>
-                      <w:color w:val="1A1A1A"/>
-                      <w:sz w:val="20"/>
+                    <w:t xml:space="preserve">4</w:t>
+                  </w:r>
+                  <w:r>
+                    <w:rPr>
+                      <w:rFonts w:ascii="Avenir Next" w:hAnsi="Avenir Next" w:cs="Avenir Next" w:eastAsia="Avenir Next"/>
+                      <w:i/>
+                      <w:color w:val="1A1A1A"/>
+                      <w:sz w:val="22"/>
                       <w:szCs w:val="20"/>
                     </w:rPr>
-                    <w:t xml:space="preserve">4</w:t>
-                  </w:r>
-                  <w:r>
-                    <w:rPr>
-                      <w:rFonts w:ascii="Avenir Next" w:hAnsi="Avenir Next" w:cs="Avenir Next" w:eastAsia="Avenir Next"/>
-                      <w:i/>
-                      <w:color w:val="1A1A1A"/>
-                      <w:sz w:val="20"/>
-                      <w:szCs w:val="20"/>
-                    </w:rPr>
                     <w:t xml:space="preserve">y</w:t>
                   </w:r>
                   <w:r>
                     <w:rPr>
                       <w:rFonts w:ascii="Avenir Next" w:hAnsi="Avenir Next" w:cs="Avenir Next" w:eastAsia="Avenir Next"/>
                       <w:color w:val="1A1A1A"/>
-                      <w:sz w:val="20"/>
+                      <w:sz w:val="22"/>
                       <w:szCs w:val="20"/>
                     </w:rPr>
                     <w:t xml:space="preserve"> = 10</w:t>
@@ -1216,44 +1220,44 @@
                       <w:rFonts w:ascii="Avenir Next" w:hAnsi="Avenir Next" w:cs="Avenir Next" w:eastAsia="Avenir Next"/>
                       <w:b/>
                       <w:color w:val="003A70"/>
+                      <w:sz w:val="22"/>
+                      <w:szCs w:val="20"/>
+                    </w:rPr>
+                    <w:t xml:space="preserve">e.</w:t>
+                  </w:r>
+                  <w:r>
+                    <w:rPr>
+                      <w:rFonts w:ascii="Avenir Next" w:hAnsi="Avenir Next" w:cs="Avenir Next" w:eastAsia="Avenir Next"/>
+                      <w:color w:val="1A1A1A"/>
                       <w:sz w:val="20"/>
                       <w:szCs w:val="20"/>
                     </w:rPr>
-                    <w:t xml:space="preserve">e.</w:t>
-                  </w:r>
-                  <w:r>
-                    <w:rPr>
-                      <w:rFonts w:ascii="Avenir Next" w:hAnsi="Avenir Next" w:cs="Avenir Next" w:eastAsia="Avenir Next"/>
-                      <w:color w:val="1A1A1A"/>
-                      <w:sz w:val="20"/>
+                    <w:tab/>
+                  </w:r>
+                  <w:r>
+                    <w:rPr>
+                      <w:rFonts w:ascii="Avenir Next" w:hAnsi="Avenir Next" w:cs="Avenir Next" w:eastAsia="Avenir Next"/>
+                      <w:color w:val="1A1A1A"/>
+                      <w:sz w:val="22"/>
                       <w:szCs w:val="20"/>
                     </w:rPr>
-                    <w:tab/>
-                  </w:r>
-                  <w:r>
-                    <w:rPr>
-                      <w:rFonts w:ascii="Avenir Next" w:hAnsi="Avenir Next" w:cs="Avenir Next" w:eastAsia="Avenir Next"/>
-                      <w:color w:val="1A1A1A"/>
-                      <w:sz w:val="20"/>
+                    <w:t xml:space="preserve">15</w:t>
+                  </w:r>
+                  <w:r>
+                    <w:rPr>
+                      <w:rFonts w:ascii="Avenir Next" w:hAnsi="Avenir Next" w:cs="Avenir Next" w:eastAsia="Avenir Next"/>
+                      <w:i/>
+                      <w:color w:val="1A1A1A"/>
+                      <w:sz w:val="22"/>
                       <w:szCs w:val="20"/>
                     </w:rPr>
-                    <w:t xml:space="preserve">15</w:t>
-                  </w:r>
-                  <w:r>
-                    <w:rPr>
-                      <w:rFonts w:ascii="Avenir Next" w:hAnsi="Avenir Next" w:cs="Avenir Next" w:eastAsia="Avenir Next"/>
-                      <w:i/>
-                      <w:color w:val="1A1A1A"/>
-                      <w:sz w:val="20"/>
-                      <w:szCs w:val="20"/>
-                    </w:rPr>
                     <w:t xml:space="preserve">t</w:t>
                   </w:r>
                   <w:r>
                     <w:rPr>
                       <w:rFonts w:ascii="Avenir Next" w:hAnsi="Avenir Next" w:cs="Avenir Next" w:eastAsia="Avenir Next"/>
                       <w:color w:val="1A1A1A"/>
-                      <w:sz w:val="20"/>
+                      <w:sz w:val="22"/>
                       <w:szCs w:val="20"/>
                     </w:rPr>
                     <w:t xml:space="preserve"> = 90</w:t>
@@ -1297,44 +1301,44 @@
                       <w:rFonts w:ascii="Avenir Next" w:hAnsi="Avenir Next" w:cs="Avenir Next" w:eastAsia="Avenir Next"/>
                       <w:b/>
                       <w:color w:val="003A70"/>
+                      <w:sz w:val="22"/>
+                      <w:szCs w:val="20"/>
+                    </w:rPr>
+                    <w:t xml:space="preserve">f.</w:t>
+                  </w:r>
+                  <w:r>
+                    <w:rPr>
+                      <w:rFonts w:ascii="Avenir Next" w:hAnsi="Avenir Next" w:cs="Avenir Next" w:eastAsia="Avenir Next"/>
+                      <w:color w:val="1A1A1A"/>
                       <w:sz w:val="20"/>
                       <w:szCs w:val="20"/>
                     </w:rPr>
-                    <w:t xml:space="preserve">f.</w:t>
-                  </w:r>
-                  <w:r>
-                    <w:rPr>
-                      <w:rFonts w:ascii="Avenir Next" w:hAnsi="Avenir Next" w:cs="Avenir Next" w:eastAsia="Avenir Next"/>
-                      <w:color w:val="1A1A1A"/>
-                      <w:sz w:val="20"/>
+                    <w:tab/>
+                  </w:r>
+                  <w:r>
+                    <w:rPr>
+                      <w:rFonts w:ascii="Avenir Next" w:hAnsi="Avenir Next" w:cs="Avenir Next" w:eastAsia="Avenir Next"/>
+                      <w:color w:val="1A1A1A"/>
+                      <w:sz w:val="22"/>
                       <w:szCs w:val="20"/>
                     </w:rPr>
-                    <w:tab/>
-                  </w:r>
-                  <w:r>
-                    <w:rPr>
-                      <w:rFonts w:ascii="Avenir Next" w:hAnsi="Avenir Next" w:cs="Avenir Next" w:eastAsia="Avenir Next"/>
-                      <w:color w:val="1A1A1A"/>
-                      <w:sz w:val="20"/>
+                    <w:t xml:space="preserve">2</w:t>
+                  </w:r>
+                  <w:r>
+                    <w:rPr>
+                      <w:rFonts w:ascii="Avenir Next" w:hAnsi="Avenir Next" w:cs="Avenir Next" w:eastAsia="Avenir Next"/>
+                      <w:i/>
+                      <w:color w:val="1A1A1A"/>
+                      <w:sz w:val="22"/>
                       <w:szCs w:val="20"/>
                     </w:rPr>
-                    <w:t xml:space="preserve">2</w:t>
-                  </w:r>
-                  <w:r>
-                    <w:rPr>
-                      <w:rFonts w:ascii="Avenir Next" w:hAnsi="Avenir Next" w:cs="Avenir Next" w:eastAsia="Avenir Next"/>
-                      <w:i/>
-                      <w:color w:val="1A1A1A"/>
-                      <w:sz w:val="20"/>
-                      <w:szCs w:val="20"/>
-                    </w:rPr>
                     <w:t xml:space="preserve">r</w:t>
                   </w:r>
                   <w:r>
                     <w:rPr>
                       <w:rFonts w:ascii="Avenir Next" w:hAnsi="Avenir Next" w:cs="Avenir Next" w:eastAsia="Avenir Next"/>
                       <w:color w:val="1A1A1A"/>
-                      <w:sz w:val="20"/>
+                      <w:sz w:val="22"/>
                       <w:szCs w:val="20"/>
                     </w:rPr>
                     <w:t xml:space="preserve"> = 7</w:t>
@@ -1364,7 +1368,7 @@
           </w:tbl>
           <w:p>
             <w:pPr>
-              <w:spacing w:before="0" w:after="0" w:line="24" w:lineRule="auto"/>
+              <w:spacing w:before="0" w:after="0" w:line="50" w:lineRule="exact"/>
             </w:pPr>
           </w:p>
         </w:tc>
@@ -1372,12 +1376,12 @@
     </w:tbl>
     <w:p>
       <w:pPr>
-        <w:spacing w:before="0" w:after="0" w:line="20" w:lineRule="exact"/>
+        <w:spacing w:before="0" w:after="0" w:line="50" w:lineRule="exact"/>
       </w:pPr>
     </w:p>
     <w:p>
       <w:pPr>
-        <w:spacing w:before="0" w:after="0" w:line="20" w:lineRule="exact"/>
+        <w:spacing w:before="0" w:after="0" w:line="50" w:lineRule="exact"/>
       </w:pPr>
     </w:p>
     <w:tbl>
@@ -1427,18 +1431,18 @@
                 <w:rFonts w:ascii="Avenir Next" w:hAnsi="Avenir Next" w:cs="Avenir Next" w:eastAsia="Avenir Next"/>
                 <w:b/>
                 <w:color w:val="1A1A1A"/>
+                <w:sz w:val="22"/>
+                <w:szCs w:val="20"/>
+              </w:rPr>
+              <w:t xml:space="preserve">2.</w:t>
+            </w:r>
+            <w:r>
+              <w:rPr>
+                <w:rFonts w:ascii="Avenir Next" w:hAnsi="Avenir Next" w:cs="Avenir Next" w:eastAsia="Avenir Next"/>
+                <w:color w:val="1A1A1A"/>
                 <w:sz w:val="20"/>
                 <w:szCs w:val="20"/>
               </w:rPr>
-              <w:t xml:space="preserve">2.</w:t>
-            </w:r>
-            <w:r>
-              <w:rPr>
-                <w:rFonts w:ascii="Avenir Next" w:hAnsi="Avenir Next" w:cs="Avenir Next" w:eastAsia="Avenir Next"/>
-                <w:color w:val="1A1A1A"/>
-                <w:sz w:val="20"/>
-                <w:szCs w:val="20"/>
-              </w:rPr>
               <w:tab/>
             </w:r>
             <w:r>
@@ -1446,7 +1450,7 @@
                 <w:rFonts w:ascii="Avenir Next" w:hAnsi="Avenir Next" w:cs="Avenir Next" w:eastAsia="Avenir Next"/>
                 <w:b/>
                 <w:color w:val="1A1A1A"/>
-                <w:sz w:val="20"/>
+                <w:sz w:val="22"/>
                 <w:szCs w:val="20"/>
               </w:rPr>
               <w:t xml:space="preserve">Soccer Cleats.  </w:t>
@@ -1455,7 +1459,7 @@
               <w:rPr>
                 <w:rFonts w:ascii="Avenir Next" w:hAnsi="Avenir Next" w:cs="Avenir Next" w:eastAsia="Avenir Next"/>
                 <w:color w:val="1A1A1A"/>
-                <w:sz w:val="20"/>
+                <w:sz w:val="22"/>
                 <w:szCs w:val="20"/>
               </w:rPr>
               <w:t xml:space="preserve">A team spent $175 on 5 pairs of cleats. Each pair cost the same, </w:t>
@@ -1465,7 +1469,7 @@
                 <w:rFonts w:ascii="Avenir Next" w:hAnsi="Avenir Next" w:cs="Avenir Next" w:eastAsia="Avenir Next"/>
                 <w:i/>
                 <w:color w:val="1A1A1A"/>
-                <w:sz w:val="20"/>
+                <w:sz w:val="22"/>
                 <w:szCs w:val="20"/>
               </w:rPr>
               <w:t xml:space="preserve">p</w:t>
@@ -1474,7 +1478,7 @@
               <w:rPr>
                 <w:rFonts w:ascii="Avenir Next" w:hAnsi="Avenir Next" w:cs="Avenir Next" w:eastAsia="Avenir Next"/>
                 <w:color w:val="1A1A1A"/>
-                <w:sz w:val="20"/>
+                <w:sz w:val="22"/>
                 <w:szCs w:val="20"/>
               </w:rPr>
               <w:t xml:space="preserve"> dollars.</w:t>
@@ -1490,7 +1494,7 @@
               <w:drawing>
                 <wp:inline distT="0" distB="0" distL="0" distR="0">
                   <wp:extent cx="2926080" cy="489800"/>
-                  <wp:docPr id="1" name="Figure 1"/>
+                  <wp:docPr id="1" name="Figure 1" descr="Tape diagram. : 5 equal sections; section labels p, p, p, p, p. Total label: $175."/>
                   <a:graphic xmlns:a="http://schemas.openxmlformats.org/drawingml/2006/main">
                     <a:graphicData uri="http://schemas.openxmlformats.org/drawingml/2006/picture">
                       <pic:pic xmlns:pic="http://schemas.openxmlformats.org/drawingml/2006/picture">
@@ -1534,25 +1538,25 @@
                 <w:rFonts w:ascii="Avenir Next" w:hAnsi="Avenir Next" w:cs="Avenir Next" w:eastAsia="Avenir Next"/>
                 <w:b/>
                 <w:color w:val="003A70"/>
+                <w:sz w:val="22"/>
+                <w:szCs w:val="20"/>
+              </w:rPr>
+              <w:t xml:space="preserve">a.</w:t>
+            </w:r>
+            <w:r>
+              <w:rPr>
+                <w:rFonts w:ascii="Avenir Next" w:hAnsi="Avenir Next" w:cs="Avenir Next" w:eastAsia="Avenir Next"/>
+                <w:color w:val="1A1A1A"/>
                 <w:sz w:val="20"/>
                 <w:szCs w:val="20"/>
               </w:rPr>
-              <w:t xml:space="preserve">a.</w:t>
-            </w:r>
-            <w:r>
-              <w:rPr>
-                <w:rFonts w:ascii="Avenir Next" w:hAnsi="Avenir Next" w:cs="Avenir Next" w:eastAsia="Avenir Next"/>
-                <w:color w:val="1A1A1A"/>
-                <w:sz w:val="20"/>
-                <w:szCs w:val="20"/>
-              </w:rPr>
               <w:tab/>
             </w:r>
             <w:r>
               <w:rPr>
                 <w:rFonts w:ascii="Avenir Next" w:hAnsi="Avenir Next" w:cs="Avenir Next" w:eastAsia="Avenir Next"/>
                 <w:color w:val="1A1A1A"/>
-                <w:sz w:val="20"/>
+                <w:sz w:val="22"/>
                 <w:szCs w:val="20"/>
               </w:rPr>
               <w:t xml:space="preserve">Write a multiplication equation.</w:t>
@@ -1591,25 +1595,25 @@
                 <w:rFonts w:ascii="Avenir Next" w:hAnsi="Avenir Next" w:cs="Avenir Next" w:eastAsia="Avenir Next"/>
                 <w:b/>
                 <w:color w:val="003A70"/>
+                <w:sz w:val="22"/>
+                <w:szCs w:val="20"/>
+              </w:rPr>
+              <w:t xml:space="preserve">b.</w:t>
+            </w:r>
+            <w:r>
+              <w:rPr>
+                <w:rFonts w:ascii="Avenir Next" w:hAnsi="Avenir Next" w:cs="Avenir Next" w:eastAsia="Avenir Next"/>
+                <w:color w:val="1A1A1A"/>
                 <w:sz w:val="20"/>
                 <w:szCs w:val="20"/>
               </w:rPr>
-              <w:t xml:space="preserve">b.</w:t>
-            </w:r>
-            <w:r>
-              <w:rPr>
-                <w:rFonts w:ascii="Avenir Next" w:hAnsi="Avenir Next" w:cs="Avenir Next" w:eastAsia="Avenir Next"/>
-                <w:color w:val="1A1A1A"/>
-                <w:sz w:val="20"/>
-                <w:szCs w:val="20"/>
-              </w:rPr>
               <w:tab/>
             </w:r>
             <w:r>
               <w:rPr>
                 <w:rFonts w:ascii="Avenir Next" w:hAnsi="Avenir Next" w:cs="Avenir Next" w:eastAsia="Avenir Next"/>
                 <w:color w:val="1A1A1A"/>
-                <w:sz w:val="20"/>
+                <w:sz w:val="22"/>
                 <w:szCs w:val="20"/>
               </w:rPr>
               <w:t xml:space="preserve">Solve it.</w:t>
@@ -1648,25 +1652,25 @@
                 <w:rFonts w:ascii="Avenir Next" w:hAnsi="Avenir Next" w:cs="Avenir Next" w:eastAsia="Avenir Next"/>
                 <w:b/>
                 <w:color w:val="003A70"/>
+                <w:sz w:val="22"/>
+                <w:szCs w:val="20"/>
+              </w:rPr>
+              <w:t xml:space="preserve">c.</w:t>
+            </w:r>
+            <w:r>
+              <w:rPr>
+                <w:rFonts w:ascii="Avenir Next" w:hAnsi="Avenir Next" w:cs="Avenir Next" w:eastAsia="Avenir Next"/>
+                <w:color w:val="1A1A1A"/>
                 <w:sz w:val="20"/>
                 <w:szCs w:val="20"/>
               </w:rPr>
-              <w:t xml:space="preserve">c.</w:t>
-            </w:r>
-            <w:r>
-              <w:rPr>
-                <w:rFonts w:ascii="Avenir Next" w:hAnsi="Avenir Next" w:cs="Avenir Next" w:eastAsia="Avenir Next"/>
-                <w:color w:val="1A1A1A"/>
-                <w:sz w:val="20"/>
-                <w:szCs w:val="20"/>
-              </w:rPr>
               <w:tab/>
             </w:r>
             <w:r>
               <w:rPr>
                 <w:rFonts w:ascii="Avenir Next" w:hAnsi="Avenir Next" w:cs="Avenir Next" w:eastAsia="Avenir Next"/>
                 <w:color w:val="1A1A1A"/>
-                <w:sz w:val="20"/>
+                <w:sz w:val="22"/>
                 <w:szCs w:val="20"/>
               </w:rPr>
               <w:t xml:space="preserve">Check by multiplying.</w:t>
@@ -1696,12 +1700,12 @@
     </w:tbl>
     <w:p>
       <w:pPr>
-        <w:spacing w:before="0" w:after="0" w:line="20" w:lineRule="exact"/>
+        <w:spacing w:before="0" w:after="0" w:line="50" w:lineRule="exact"/>
       </w:pPr>
     </w:p>
     <w:p>
       <w:pPr>
-        <w:spacing w:before="0" w:after="0" w:line="20" w:lineRule="exact"/>
+        <w:spacing w:before="0" w:after="0" w:line="50" w:lineRule="exact"/>
       </w:pPr>
     </w:p>
     <w:tbl>
@@ -1751,18 +1755,18 @@
                 <w:rFonts w:ascii="Avenir Next" w:hAnsi="Avenir Next" w:cs="Avenir Next" w:eastAsia="Avenir Next"/>
                 <w:b/>
                 <w:color w:val="1A1A1A"/>
+                <w:sz w:val="22"/>
+                <w:szCs w:val="20"/>
+              </w:rPr>
+              <w:t xml:space="preserve">3.</w:t>
+            </w:r>
+            <w:r>
+              <w:rPr>
+                <w:rFonts w:ascii="Avenir Next" w:hAnsi="Avenir Next" w:cs="Avenir Next" w:eastAsia="Avenir Next"/>
+                <w:color w:val="1A1A1A"/>
                 <w:sz w:val="20"/>
                 <w:szCs w:val="20"/>
               </w:rPr>
-              <w:t xml:space="preserve">3.</w:t>
-            </w:r>
-            <w:r>
-              <w:rPr>
-                <w:rFonts w:ascii="Avenir Next" w:hAnsi="Avenir Next" w:cs="Avenir Next" w:eastAsia="Avenir Next"/>
-                <w:color w:val="1A1A1A"/>
-                <w:sz w:val="20"/>
-                <w:szCs w:val="20"/>
-              </w:rPr>
               <w:tab/>
             </w:r>
             <w:r>
@@ -1770,7 +1774,7 @@
                 <w:rFonts w:ascii="Avenir Next" w:hAnsi="Avenir Next" w:cs="Avenir Next" w:eastAsia="Avenir Next"/>
                 <w:b/>
                 <w:color w:val="1A1A1A"/>
-                <w:sz w:val="20"/>
+                <w:sz w:val="22"/>
                 <w:szCs w:val="20"/>
               </w:rPr>
               <w:t xml:space="preserve">Bookshelf Rows.  </w:t>
@@ -1779,7 +1783,7 @@
               <w:rPr>
                 <w:rFonts w:ascii="Avenir Next" w:hAnsi="Avenir Next" w:cs="Avenir Next" w:eastAsia="Avenir Next"/>
                 <w:color w:val="1A1A1A"/>
-                <w:sz w:val="20"/>
+                <w:sz w:val="22"/>
                 <w:szCs w:val="20"/>
               </w:rPr>
               <w:t xml:space="preserve">A bookshelf holds the same number of books on each of its 7 shelves. It holds 133 books in all. Write and solve an equation for </w:t>
@@ -1789,7 +1793,7 @@
                 <w:rFonts w:ascii="Avenir Next" w:hAnsi="Avenir Next" w:cs="Avenir Next" w:eastAsia="Avenir Next"/>
                 <w:i/>
                 <w:color w:val="1A1A1A"/>
-                <w:sz w:val="20"/>
+                <w:sz w:val="22"/>
                 <w:szCs w:val="20"/>
               </w:rPr>
               <w:t xml:space="preserve">b</w:t>
@@ -1798,7 +1802,7 @@
               <w:rPr>
                 <w:rFonts w:ascii="Avenir Next" w:hAnsi="Avenir Next" w:cs="Avenir Next" w:eastAsia="Avenir Next"/>
                 <w:color w:val="1A1A1A"/>
-                <w:sz w:val="20"/>
+                <w:sz w:val="22"/>
                 <w:szCs w:val="20"/>
               </w:rPr>
               <w:t xml:space="preserve">, the books on one shelf.</w:t>
@@ -1815,7 +1819,7 @@
                 <w:rFonts w:ascii="Avenir Next" w:hAnsi="Avenir Next" w:cs="Avenir Next" w:eastAsia="Avenir Next"/>
                 <w:b/>
                 <w:color w:val="003A70"/>
-                <w:sz w:val="17"/>
+                <w:sz w:val="22"/>
                 <w:szCs w:val="17"/>
               </w:rPr>
               <w:t xml:space="preserve">Hint  </w:t>
@@ -1825,7 +1829,7 @@
                 <w:rFonts w:ascii="Avenir Next" w:hAnsi="Avenir Next" w:cs="Avenir Next" w:eastAsia="Avenir Next"/>
                 <w:i/>
                 <w:color w:val="5A5F66"/>
-                <w:sz w:val="17"/>
+                <w:sz w:val="22"/>
                 <w:szCs w:val="17"/>
               </w:rPr>
               <w:t xml:space="preserve">Shelves × books on one shelf = all books.</w:t>
@@ -1833,7 +1837,7 @@
           </w:p>
           <w:p>
             <w:pPr>
-              <w:spacing w:before="0" w:after="0" w:line="60" w:lineRule="auto"/>
+              <w:spacing w:before="0" w:after="0" w:line="50" w:lineRule="exact"/>
             </w:pPr>
           </w:p>
           <w:tbl>
@@ -1902,25 +1906,25 @@
                 <w:rFonts w:ascii="Avenir Next" w:hAnsi="Avenir Next" w:cs="Avenir Next" w:eastAsia="Avenir Next"/>
                 <w:b/>
                 <w:color w:val="1A1A1A"/>
+                <w:sz w:val="22"/>
+                <w:szCs w:val="18"/>
+              </w:rPr>
+              <w:t xml:space="preserve">Answer</w:t>
+            </w:r>
+            <w:r>
+              <w:rPr>
+                <w:rFonts w:ascii="Avenir Next" w:hAnsi="Avenir Next" w:cs="Avenir Next" w:eastAsia="Avenir Next"/>
+                <w:color w:val="1A1A1A"/>
                 <w:sz w:val="18"/>
                 <w:szCs w:val="18"/>
               </w:rPr>
-              <w:t xml:space="preserve">Answer</w:t>
-            </w:r>
-            <w:r>
-              <w:rPr>
-                <w:rFonts w:ascii="Avenir Next" w:hAnsi="Avenir Next" w:cs="Avenir Next" w:eastAsia="Avenir Next"/>
-                <w:color w:val="1A1A1A"/>
-                <w:sz w:val="18"/>
-                <w:szCs w:val="18"/>
-              </w:rPr>
               <w:tab/>
             </w:r>
             <w:r>
               <w:rPr>
                 <w:rFonts w:ascii="Avenir Next" w:hAnsi="Avenir Next" w:cs="Avenir Next" w:eastAsia="Avenir Next"/>
                 <w:color w:val="1A1A1A"/>
-                <w:sz w:val="18"/>
+                <w:sz w:val="22"/>
                 <w:szCs w:val="18"/>
               </w:rPr>
               <w:t xml:space="preserve">  books</w:t>
@@ -1931,12 +1935,12 @@
     </w:tbl>
     <w:p>
       <w:pPr>
-        <w:spacing w:before="0" w:after="0" w:line="20" w:lineRule="exact"/>
+        <w:spacing w:before="0" w:after="0" w:line="50" w:lineRule="exact"/>
       </w:pPr>
     </w:p>
     <w:p>
       <w:pPr>
-        <w:spacing w:before="0" w:after="0" w:line="20" w:lineRule="exact"/>
+        <w:spacing w:before="0" w:after="0" w:line="50" w:lineRule="exact"/>
       </w:pPr>
     </w:p>
     <w:tbl>
@@ -1987,18 +1991,18 @@
                 <w:rFonts w:ascii="Avenir Next" w:hAnsi="Avenir Next" w:cs="Avenir Next" w:eastAsia="Avenir Next"/>
                 <w:b/>
                 <w:color w:val="1A1A1A"/>
+                <w:sz w:val="22"/>
+                <w:szCs w:val="20"/>
+              </w:rPr>
+              <w:t xml:space="preserve">4.</w:t>
+            </w:r>
+            <w:r>
+              <w:rPr>
+                <w:rFonts w:ascii="Avenir Next" w:hAnsi="Avenir Next" w:cs="Avenir Next" w:eastAsia="Avenir Next"/>
+                <w:color w:val="1A1A1A"/>
                 <w:sz w:val="20"/>
                 <w:szCs w:val="20"/>
               </w:rPr>
-              <w:t xml:space="preserve">4.</w:t>
-            </w:r>
-            <w:r>
-              <w:rPr>
-                <w:rFonts w:ascii="Avenir Next" w:hAnsi="Avenir Next" w:cs="Avenir Next" w:eastAsia="Avenir Next"/>
-                <w:color w:val="1A1A1A"/>
-                <w:sz w:val="20"/>
-                <w:szCs w:val="20"/>
-              </w:rPr>
               <w:tab/>
             </w:r>
             <w:r>
@@ -2006,7 +2010,7 @@
                 <w:rFonts w:ascii="Avenir Next" w:hAnsi="Avenir Next" w:cs="Avenir Next" w:eastAsia="Avenir Next"/>
                 <w:b/>
                 <w:color w:val="1A1A1A"/>
-                <w:sz w:val="20"/>
+                <w:sz w:val="22"/>
                 <w:szCs w:val="20"/>
               </w:rPr>
               <w:t xml:space="preserve">Egg Cartons.  </w:t>
@@ -2015,7 +2019,7 @@
               <w:rPr>
                 <w:rFonts w:ascii="Avenir Next" w:hAnsi="Avenir Next" w:cs="Avenir Next" w:eastAsia="Avenir Next"/>
                 <w:color w:val="1A1A1A"/>
-                <w:sz w:val="20"/>
+                <w:sz w:val="22"/>
                 <w:szCs w:val="20"/>
               </w:rPr>
               <w:t xml:space="preserve">A farm fills 15 cartons with </w:t>
@@ -2025,7 +2029,7 @@
                 <w:rFonts w:ascii="Avenir Next" w:hAnsi="Avenir Next" w:cs="Avenir Next" w:eastAsia="Avenir Next"/>
                 <w:i/>
                 <w:color w:val="1A1A1A"/>
-                <w:sz w:val="20"/>
+                <w:sz w:val="22"/>
                 <w:szCs w:val="20"/>
               </w:rPr>
               <w:t xml:space="preserve">e</w:t>
@@ -2034,7 +2038,7 @@
               <w:rPr>
                 <w:rFonts w:ascii="Avenir Next" w:hAnsi="Avenir Next" w:cs="Avenir Next" w:eastAsia="Avenir Next"/>
                 <w:color w:val="1A1A1A"/>
-                <w:sz w:val="20"/>
+                <w:sz w:val="22"/>
                 <w:szCs w:val="20"/>
               </w:rPr>
               <w:t xml:space="preserve"> eggs each, 270 eggs in all. Solve 15</w:t>
@@ -2044,7 +2048,7 @@
                 <w:rFonts w:ascii="Avenir Next" w:hAnsi="Avenir Next" w:cs="Avenir Next" w:eastAsia="Avenir Next"/>
                 <w:i/>
                 <w:color w:val="1A1A1A"/>
-                <w:sz w:val="20"/>
+                <w:sz w:val="22"/>
                 <w:szCs w:val="20"/>
               </w:rPr>
               <w:t xml:space="preserve">e</w:t>
@@ -2053,7 +2057,7 @@
               <w:rPr>
                 <w:rFonts w:ascii="Avenir Next" w:hAnsi="Avenir Next" w:cs="Avenir Next" w:eastAsia="Avenir Next"/>
                 <w:color w:val="1A1A1A"/>
-                <w:sz w:val="20"/>
+                <w:sz w:val="22"/>
                 <w:szCs w:val="20"/>
               </w:rPr>
               <w:t xml:space="preserve"> = 270.</w:t>
@@ -2070,7 +2074,7 @@
                 <w:rFonts w:ascii="Avenir Next" w:hAnsi="Avenir Next" w:cs="Avenir Next" w:eastAsia="Avenir Next"/>
                 <w:b/>
                 <w:color w:val="003A70"/>
-                <w:sz w:val="17"/>
+                <w:sz w:val="22"/>
                 <w:szCs w:val="17"/>
               </w:rPr>
               <w:t xml:space="preserve">Hint  </w:t>
@@ -2080,7 +2084,7 @@
                 <w:rFonts w:ascii="Avenir Next" w:hAnsi="Avenir Next" w:cs="Avenir Next" w:eastAsia="Avenir Next"/>
                 <w:i/>
                 <w:color w:val="5A5F66"/>
-                <w:sz w:val="17"/>
+                <w:sz w:val="22"/>
                 <w:szCs w:val="17"/>
               </w:rPr>
               <w:t xml:space="preserve">Divide both sides by 15.</w:t>
@@ -2088,7 +2092,7 @@
           </w:p>
           <w:p>
             <w:pPr>
-              <w:spacing w:before="0" w:after="0" w:line="60" w:lineRule="auto"/>
+              <w:spacing w:before="0" w:after="0" w:line="50" w:lineRule="exact"/>
             </w:pPr>
           </w:p>
           <w:tbl>
@@ -2157,7 +2161,7 @@
                 <w:rFonts w:ascii="Avenir Next" w:hAnsi="Avenir Next" w:cs="Avenir Next" w:eastAsia="Avenir Next"/>
                 <w:b/>
                 <w:color w:val="1A1A1A"/>
-                <w:sz w:val="18"/>
+                <w:sz w:val="22"/>
                 <w:szCs w:val="18"/>
               </w:rPr>
               <w:t xml:space="preserve">e =</w:t>
@@ -2192,18 +2196,18 @@
                 <w:rFonts w:ascii="Avenir Next" w:hAnsi="Avenir Next" w:cs="Avenir Next" w:eastAsia="Avenir Next"/>
                 <w:b/>
                 <w:color w:val="1A1A1A"/>
+                <w:sz w:val="22"/>
+                <w:szCs w:val="20"/>
+              </w:rPr>
+              <w:t xml:space="preserve">5.</w:t>
+            </w:r>
+            <w:r>
+              <w:rPr>
+                <w:rFonts w:ascii="Avenir Next" w:hAnsi="Avenir Next" w:cs="Avenir Next" w:eastAsia="Avenir Next"/>
+                <w:color w:val="1A1A1A"/>
                 <w:sz w:val="20"/>
                 <w:szCs w:val="20"/>
               </w:rPr>
-              <w:t xml:space="preserve">5.</w:t>
-            </w:r>
-            <w:r>
-              <w:rPr>
-                <w:rFonts w:ascii="Avenir Next" w:hAnsi="Avenir Next" w:cs="Avenir Next" w:eastAsia="Avenir Next"/>
-                <w:color w:val="1A1A1A"/>
-                <w:sz w:val="20"/>
-                <w:szCs w:val="20"/>
-              </w:rPr>
               <w:tab/>
             </w:r>
             <w:r>
@@ -2211,7 +2215,7 @@
                 <w:rFonts w:ascii="Avenir Next" w:hAnsi="Avenir Next" w:cs="Avenir Next" w:eastAsia="Avenir Next"/>
                 <w:b/>
                 <w:color w:val="1A1A1A"/>
-                <w:sz w:val="20"/>
+                <w:sz w:val="22"/>
                 <w:szCs w:val="20"/>
               </w:rPr>
               <w:t xml:space="preserve">Training Miles.  </w:t>
@@ -2220,7 +2224,7 @@
               <w:rPr>
                 <w:rFonts w:ascii="Avenir Next" w:hAnsi="Avenir Next" w:cs="Avenir Next" w:eastAsia="Avenir Next"/>
                 <w:color w:val="1A1A1A"/>
-                <w:sz w:val="20"/>
+                <w:sz w:val="22"/>
                 <w:szCs w:val="20"/>
               </w:rPr>
               <w:t xml:space="preserve">A runner ran </w:t>
@@ -2230,7 +2234,7 @@
                 <w:rFonts w:ascii="Avenir Next" w:hAnsi="Avenir Next" w:cs="Avenir Next" w:eastAsia="Avenir Next"/>
                 <w:i/>
                 <w:color w:val="1A1A1A"/>
-                <w:sz w:val="20"/>
+                <w:sz w:val="22"/>
                 <w:szCs w:val="20"/>
               </w:rPr>
               <w:t xml:space="preserve">m</w:t>
@@ -2239,7 +2243,7 @@
               <w:rPr>
                 <w:rFonts w:ascii="Avenir Next" w:hAnsi="Avenir Next" w:cs="Avenir Next" w:eastAsia="Avenir Next"/>
                 <w:color w:val="1A1A1A"/>
-                <w:sz w:val="20"/>
+                <w:sz w:val="22"/>
                 <w:szCs w:val="20"/>
               </w:rPr>
               <w:t xml:space="preserve"> miles each day for 14 days, 154 miles in all. Solve 14</w:t>
@@ -2249,7 +2253,7 @@
                 <w:rFonts w:ascii="Avenir Next" w:hAnsi="Avenir Next" w:cs="Avenir Next" w:eastAsia="Avenir Next"/>
                 <w:i/>
                 <w:color w:val="1A1A1A"/>
-                <w:sz w:val="20"/>
+                <w:sz w:val="22"/>
                 <w:szCs w:val="20"/>
               </w:rPr>
               <w:t xml:space="preserve">m</w:t>
@@ -2258,7 +2262,7 @@
               <w:rPr>
                 <w:rFonts w:ascii="Avenir Next" w:hAnsi="Avenir Next" w:cs="Avenir Next" w:eastAsia="Avenir Next"/>
                 <w:color w:val="1A1A1A"/>
-                <w:sz w:val="20"/>
+                <w:sz w:val="22"/>
                 <w:szCs w:val="20"/>
               </w:rPr>
               <w:t xml:space="preserve"> = 154.</w:t>
@@ -2266,7 +2270,7 @@
           </w:p>
           <w:p>
             <w:pPr>
-              <w:spacing w:before="0" w:after="0" w:line="60" w:lineRule="auto"/>
+              <w:spacing w:before="0" w:after="0" w:line="50" w:lineRule="exact"/>
             </w:pPr>
           </w:p>
           <w:tbl>
@@ -2335,7 +2339,7 @@
                 <w:rFonts w:ascii="Avenir Next" w:hAnsi="Avenir Next" w:cs="Avenir Next" w:eastAsia="Avenir Next"/>
                 <w:b/>
                 <w:color w:val="1A1A1A"/>
-                <w:sz w:val="18"/>
+                <w:sz w:val="22"/>
                 <w:szCs w:val="18"/>
               </w:rPr>
               <w:t xml:space="preserve">m =</w:t>
@@ -2355,12 +2359,12 @@
     </w:tbl>
     <w:p>
       <w:pPr>
-        <w:spacing w:before="0" w:after="0" w:line="20" w:lineRule="exact"/>
+        <w:spacing w:before="0" w:after="0" w:line="50" w:lineRule="exact"/>
       </w:pPr>
     </w:p>
     <w:p>
       <w:pPr>
-        <w:spacing w:before="0" w:after="0" w:line="20" w:lineRule="exact"/>
+        <w:spacing w:before="0" w:after="0" w:line="50" w:lineRule="exact"/>
       </w:pPr>
     </w:p>
     <w:tbl>
@@ -2410,18 +2414,18 @@
                 <w:rFonts w:ascii="Avenir Next" w:hAnsi="Avenir Next" w:cs="Avenir Next" w:eastAsia="Avenir Next"/>
                 <w:b/>
                 <w:color w:val="1A1A1A"/>
+                <w:sz w:val="22"/>
+                <w:szCs w:val="20"/>
+              </w:rPr>
+              <w:t xml:space="preserve">6.</w:t>
+            </w:r>
+            <w:r>
+              <w:rPr>
+                <w:rFonts w:ascii="Avenir Next" w:hAnsi="Avenir Next" w:cs="Avenir Next" w:eastAsia="Avenir Next"/>
+                <w:color w:val="1A1A1A"/>
                 <w:sz w:val="20"/>
                 <w:szCs w:val="20"/>
               </w:rPr>
-              <w:t xml:space="preserve">6.</w:t>
-            </w:r>
-            <w:r>
-              <w:rPr>
-                <w:rFonts w:ascii="Avenir Next" w:hAnsi="Avenir Next" w:cs="Avenir Next" w:eastAsia="Avenir Next"/>
-                <w:color w:val="1A1A1A"/>
-                <w:sz w:val="20"/>
-                <w:szCs w:val="20"/>
-              </w:rPr>
               <w:tab/>
             </w:r>
             <w:r>
@@ -2429,7 +2433,7 @@
                 <w:rFonts w:ascii="Avenir Next" w:hAnsi="Avenir Next" w:cs="Avenir Next" w:eastAsia="Avenir Next"/>
                 <w:b/>
                 <w:color w:val="1A1A1A"/>
-                <w:sz w:val="20"/>
+                <w:sz w:val="22"/>
                 <w:szCs w:val="20"/>
               </w:rPr>
               <w:t xml:space="preserve">Car Wash.  </w:t>
@@ -2438,7 +2442,7 @@
               <w:rPr>
                 <w:rFonts w:ascii="Avenir Next" w:hAnsi="Avenir Next" w:cs="Avenir Next" w:eastAsia="Avenir Next"/>
                 <w:color w:val="1A1A1A"/>
-                <w:sz w:val="20"/>
+                <w:sz w:val="22"/>
                 <w:szCs w:val="20"/>
               </w:rPr>
               <w:t xml:space="preserve">A car wash charges the same price for every car. Washing 24 cars brought in $336. Write and solve an equation for the price of one wash.</w:t>
@@ -2455,7 +2459,7 @@
                 <w:rFonts w:ascii="Avenir Next" w:hAnsi="Avenir Next" w:cs="Avenir Next" w:eastAsia="Avenir Next"/>
                 <w:b/>
                 <w:color w:val="003A70"/>
-                <w:sz w:val="17"/>
+                <w:sz w:val="22"/>
                 <w:szCs w:val="17"/>
               </w:rPr>
               <w:t xml:space="preserve">Hint  </w:t>
@@ -2465,7 +2469,7 @@
                 <w:rFonts w:ascii="Avenir Next" w:hAnsi="Avenir Next" w:cs="Avenir Next" w:eastAsia="Avenir Next"/>
                 <w:i/>
                 <w:color w:val="5A5F66"/>
-                <w:sz w:val="17"/>
+                <w:sz w:val="22"/>
                 <w:szCs w:val="17"/>
               </w:rPr>
               <w:t xml:space="preserve">The number of cars is the coefficient.</w:t>
@@ -2473,7 +2477,7 @@
           </w:p>
           <w:p>
             <w:pPr>
-              <w:spacing w:before="0" w:after="0" w:line="60" w:lineRule="auto"/>
+              <w:spacing w:before="0" w:after="0" w:line="50" w:lineRule="exact"/>
             </w:pPr>
           </w:p>
           <w:tbl>
@@ -2542,7 +2546,7 @@
                 <w:rFonts w:ascii="Avenir Next" w:hAnsi="Avenir Next" w:cs="Avenir Next" w:eastAsia="Avenir Next"/>
                 <w:b/>
                 <w:color w:val="1A1A1A"/>
-                <w:sz w:val="18"/>
+                <w:sz w:val="22"/>
                 <w:szCs w:val="18"/>
               </w:rPr>
               <w:t xml:space="preserve">Price</w:t>
@@ -2562,12 +2566,12 @@
     </w:tbl>
     <w:p>
       <w:pPr>
-        <w:spacing w:before="0" w:after="0" w:line="20" w:lineRule="exact"/>
+        <w:spacing w:before="0" w:after="0" w:line="50" w:lineRule="exact"/>
       </w:pPr>
     </w:p>
     <w:p>
       <w:pPr>
-        <w:spacing w:before="0" w:after="0" w:line="20" w:lineRule="exact"/>
+        <w:spacing w:before="0" w:after="0" w:line="50" w:lineRule="exact"/>
       </w:pPr>
     </w:p>
     <w:tbl>
@@ -2617,18 +2621,18 @@
                 <w:rFonts w:ascii="Avenir Next" w:hAnsi="Avenir Next" w:cs="Avenir Next" w:eastAsia="Avenir Next"/>
                 <w:b/>
                 <w:color w:val="1A1A1A"/>
+                <w:sz w:val="22"/>
+                <w:szCs w:val="20"/>
+              </w:rPr>
+              <w:t xml:space="preserve">7.</w:t>
+            </w:r>
+            <w:r>
+              <w:rPr>
+                <w:rFonts w:ascii="Avenir Next" w:hAnsi="Avenir Next" w:cs="Avenir Next" w:eastAsia="Avenir Next"/>
+                <w:color w:val="1A1A1A"/>
                 <w:sz w:val="20"/>
                 <w:szCs w:val="20"/>
               </w:rPr>
-              <w:t xml:space="preserve">7.</w:t>
-            </w:r>
-            <w:r>
-              <w:rPr>
-                <w:rFonts w:ascii="Avenir Next" w:hAnsi="Avenir Next" w:cs="Avenir Next" w:eastAsia="Avenir Next"/>
-                <w:color w:val="1A1A1A"/>
-                <w:sz w:val="20"/>
-                <w:szCs w:val="20"/>
-              </w:rPr>
               <w:tab/>
             </w:r>
             <w:r>
@@ -2636,7 +2640,7 @@
                 <w:rFonts w:ascii="Avenir Next" w:hAnsi="Avenir Next" w:cs="Avenir Next" w:eastAsia="Avenir Next"/>
                 <w:b/>
                 <w:color w:val="1A1A1A"/>
-                <w:sz w:val="20"/>
+                <w:sz w:val="22"/>
                 <w:szCs w:val="20"/>
               </w:rPr>
               <w:t xml:space="preserve">Field Day Water.  </w:t>
@@ -2645,7 +2649,7 @@
               <w:rPr>
                 <w:rFonts w:ascii="Avenir Next" w:hAnsi="Avenir Next" w:cs="Avenir Next" w:eastAsia="Avenir Next"/>
                 <w:color w:val="1A1A1A"/>
-                <w:sz w:val="20"/>
+                <w:sz w:val="22"/>
                 <w:szCs w:val="20"/>
               </w:rPr>
               <w:t xml:space="preserve">A crew fills 18 identical coolers. Together they hold 216 cups of water. Write and solve an equation for the cups in one cooler. Check it.</w:t>
@@ -2662,7 +2666,7 @@
                 <w:rFonts w:ascii="Avenir Next" w:hAnsi="Avenir Next" w:cs="Avenir Next" w:eastAsia="Avenir Next"/>
                 <w:b/>
                 <w:color w:val="003A70"/>
-                <w:sz w:val="17"/>
+                <w:sz w:val="22"/>
                 <w:szCs w:val="17"/>
               </w:rPr>
               <w:t xml:space="preserve">Hint  </w:t>
@@ -2672,7 +2676,7 @@
                 <w:rFonts w:ascii="Avenir Next" w:hAnsi="Avenir Next" w:cs="Avenir Next" w:eastAsia="Avenir Next"/>
                 <w:i/>
                 <w:color w:val="5A5F66"/>
-                <w:sz w:val="17"/>
+                <w:sz w:val="22"/>
                 <w:szCs w:val="17"/>
               </w:rPr>
               <w:t xml:space="preserve">Check: 18 × your answer should be 216.</w:t>
@@ -2680,7 +2684,7 @@
           </w:p>
           <w:p>
             <w:pPr>
-              <w:spacing w:before="0" w:after="0" w:line="60" w:lineRule="auto"/>
+              <w:spacing w:before="0" w:after="0" w:line="50" w:lineRule="exact"/>
             </w:pPr>
           </w:p>
           <w:tbl>
@@ -2749,25 +2753,25 @@
                 <w:rFonts w:ascii="Avenir Next" w:hAnsi="Avenir Next" w:cs="Avenir Next" w:eastAsia="Avenir Next"/>
                 <w:b/>
                 <w:color w:val="1A1A1A"/>
+                <w:sz w:val="22"/>
+                <w:szCs w:val="18"/>
+              </w:rPr>
+              <w:t xml:space="preserve">Answer</w:t>
+            </w:r>
+            <w:r>
+              <w:rPr>
+                <w:rFonts w:ascii="Avenir Next" w:hAnsi="Avenir Next" w:cs="Avenir Next" w:eastAsia="Avenir Next"/>
+                <w:color w:val="1A1A1A"/>
                 <w:sz w:val="18"/>
                 <w:szCs w:val="18"/>
               </w:rPr>
-              <w:t xml:space="preserve">Answer</w:t>
-            </w:r>
-            <w:r>
-              <w:rPr>
-                <w:rFonts w:ascii="Avenir Next" w:hAnsi="Avenir Next" w:cs="Avenir Next" w:eastAsia="Avenir Next"/>
-                <w:color w:val="1A1A1A"/>
-                <w:sz w:val="18"/>
-                <w:szCs w:val="18"/>
-              </w:rPr>
               <w:tab/>
             </w:r>
             <w:r>
               <w:rPr>
                 <w:rFonts w:ascii="Avenir Next" w:hAnsi="Avenir Next" w:cs="Avenir Next" w:eastAsia="Avenir Next"/>
                 <w:color w:val="1A1A1A"/>
-                <w:sz w:val="18"/>
+                <w:sz w:val="22"/>
                 <w:szCs w:val="18"/>
               </w:rPr>
               <w:t xml:space="preserve">  cups</w:t>
@@ -2778,12 +2782,12 @@
     </w:tbl>
     <w:p>
       <w:pPr>
-        <w:spacing w:before="0" w:after="0" w:line="20" w:lineRule="exact"/>
+        <w:spacing w:before="0" w:after="0" w:line="50" w:lineRule="exact"/>
       </w:pPr>
     </w:p>
     <w:p>
       <w:pPr>
-        <w:spacing w:before="0" w:after="0" w:line="20" w:lineRule="exact"/>
+        <w:spacing w:before="0" w:after="0" w:line="50" w:lineRule="exact"/>
       </w:pPr>
     </w:p>
     <w:tbl>
@@ -2833,18 +2837,18 @@
                 <w:rFonts w:ascii="Avenir Next" w:hAnsi="Avenir Next" w:cs="Avenir Next" w:eastAsia="Avenir Next"/>
                 <w:b/>
                 <w:color w:val="1A1A1A"/>
+                <w:sz w:val="22"/>
+                <w:szCs w:val="20"/>
+              </w:rPr>
+              <w:t xml:space="preserve">8.</w:t>
+            </w:r>
+            <w:r>
+              <w:rPr>
+                <w:rFonts w:ascii="Avenir Next" w:hAnsi="Avenir Next" w:cs="Avenir Next" w:eastAsia="Avenir Next"/>
+                <w:color w:val="1A1A1A"/>
                 <w:sz w:val="20"/>
                 <w:szCs w:val="20"/>
               </w:rPr>
-              <w:t xml:space="preserve">8.</w:t>
-            </w:r>
-            <w:r>
-              <w:rPr>
-                <w:rFonts w:ascii="Avenir Next" w:hAnsi="Avenir Next" w:cs="Avenir Next" w:eastAsia="Avenir Next"/>
-                <w:color w:val="1A1A1A"/>
-                <w:sz w:val="20"/>
-                <w:szCs w:val="20"/>
-              </w:rPr>
               <w:tab/>
             </w:r>
             <w:r>
@@ -2852,7 +2856,7 @@
                 <w:rFonts w:ascii="Avenir Next" w:hAnsi="Avenir Next" w:cs="Avenir Next" w:eastAsia="Avenir Next"/>
                 <w:b/>
                 <w:color w:val="1A1A1A"/>
-                <w:sz w:val="20"/>
+                <w:sz w:val="22"/>
                 <w:szCs w:val="20"/>
               </w:rPr>
               <w:t xml:space="preserve">Concert Rows.  </w:t>
@@ -2861,7 +2865,7 @@
               <w:rPr>
                 <w:rFonts w:ascii="Avenir Next" w:hAnsi="Avenir Next" w:cs="Avenir Next" w:eastAsia="Avenir Next"/>
                 <w:color w:val="1A1A1A"/>
-                <w:sz w:val="20"/>
+                <w:sz w:val="22"/>
                 <w:szCs w:val="20"/>
               </w:rPr>
               <w:t xml:space="preserve">A hall has </w:t>
@@ -2871,7 +2875,7 @@
                 <w:rFonts w:ascii="Avenir Next" w:hAnsi="Avenir Next" w:cs="Avenir Next" w:eastAsia="Avenir Next"/>
                 <w:i/>
                 <w:color w:val="1A1A1A"/>
-                <w:sz w:val="20"/>
+                <w:sz w:val="22"/>
                 <w:szCs w:val="20"/>
               </w:rPr>
               <w:t xml:space="preserve">r</w:t>
@@ -2880,7 +2884,7 @@
               <w:rPr>
                 <w:rFonts w:ascii="Avenir Next" w:hAnsi="Avenir Next" w:cs="Avenir Next" w:eastAsia="Avenir Next"/>
                 <w:color w:val="1A1A1A"/>
-                <w:sz w:val="20"/>
+                <w:sz w:val="22"/>
                 <w:szCs w:val="20"/>
               </w:rPr>
               <w:t xml:space="preserve"> rows with 24 seats in each row. It has 648 seats in all.</w:t>
@@ -2900,25 +2904,25 @@
                 <w:rFonts w:ascii="Avenir Next" w:hAnsi="Avenir Next" w:cs="Avenir Next" w:eastAsia="Avenir Next"/>
                 <w:b/>
                 <w:color w:val="003A70"/>
+                <w:sz w:val="22"/>
+                <w:szCs w:val="20"/>
+              </w:rPr>
+              <w:t xml:space="preserve">a.</w:t>
+            </w:r>
+            <w:r>
+              <w:rPr>
+                <w:rFonts w:ascii="Avenir Next" w:hAnsi="Avenir Next" w:cs="Avenir Next" w:eastAsia="Avenir Next"/>
+                <w:color w:val="1A1A1A"/>
                 <w:sz w:val="20"/>
                 <w:szCs w:val="20"/>
               </w:rPr>
-              <w:t xml:space="preserve">a.</w:t>
-            </w:r>
-            <w:r>
-              <w:rPr>
-                <w:rFonts w:ascii="Avenir Next" w:hAnsi="Avenir Next" w:cs="Avenir Next" w:eastAsia="Avenir Next"/>
-                <w:color w:val="1A1A1A"/>
-                <w:sz w:val="20"/>
-                <w:szCs w:val="20"/>
-              </w:rPr>
               <w:tab/>
             </w:r>
             <w:r>
               <w:rPr>
                 <w:rFonts w:ascii="Avenir Next" w:hAnsi="Avenir Next" w:cs="Avenir Next" w:eastAsia="Avenir Next"/>
                 <w:color w:val="1A1A1A"/>
-                <w:sz w:val="20"/>
+                <w:sz w:val="22"/>
                 <w:szCs w:val="20"/>
               </w:rPr>
               <w:t xml:space="preserve">Write and solve an equation for the number of rows.</w:t>
@@ -2957,25 +2961,25 @@
                 <w:rFonts w:ascii="Avenir Next" w:hAnsi="Avenir Next" w:cs="Avenir Next" w:eastAsia="Avenir Next"/>
                 <w:b/>
                 <w:color w:val="003A70"/>
+                <w:sz w:val="22"/>
+                <w:szCs w:val="20"/>
+              </w:rPr>
+              <w:t xml:space="preserve">b.</w:t>
+            </w:r>
+            <w:r>
+              <w:rPr>
+                <w:rFonts w:ascii="Avenir Next" w:hAnsi="Avenir Next" w:cs="Avenir Next" w:eastAsia="Avenir Next"/>
+                <w:color w:val="1A1A1A"/>
                 <w:sz w:val="20"/>
                 <w:szCs w:val="20"/>
               </w:rPr>
-              <w:t xml:space="preserve">b.</w:t>
-            </w:r>
-            <w:r>
-              <w:rPr>
-                <w:rFonts w:ascii="Avenir Next" w:hAnsi="Avenir Next" w:cs="Avenir Next" w:eastAsia="Avenir Next"/>
-                <w:color w:val="1A1A1A"/>
-                <w:sz w:val="20"/>
-                <w:szCs w:val="20"/>
-              </w:rPr>
               <w:tab/>
             </w:r>
             <w:r>
               <w:rPr>
                 <w:rFonts w:ascii="Avenir Next" w:hAnsi="Avenir Next" w:cs="Avenir Next" w:eastAsia="Avenir Next"/>
                 <w:color w:val="1A1A1A"/>
-                <w:sz w:val="20"/>
+                <w:sz w:val="22"/>
                 <w:szCs w:val="20"/>
               </w:rPr>
               <w:t xml:space="preserve">Ten rows are removed for a stage. How many seats are left?</w:t>
@@ -3014,25 +3018,25 @@
                 <w:rFonts w:ascii="Avenir Next" w:hAnsi="Avenir Next" w:cs="Avenir Next" w:eastAsia="Avenir Next"/>
                 <w:b/>
                 <w:color w:val="003A70"/>
+                <w:sz w:val="22"/>
+                <w:szCs w:val="20"/>
+              </w:rPr>
+              <w:t xml:space="preserve">c.</w:t>
+            </w:r>
+            <w:r>
+              <w:rPr>
+                <w:rFonts w:ascii="Avenir Next" w:hAnsi="Avenir Next" w:cs="Avenir Next" w:eastAsia="Avenir Next"/>
+                <w:color w:val="1A1A1A"/>
                 <w:sz w:val="20"/>
                 <w:szCs w:val="20"/>
               </w:rPr>
-              <w:t xml:space="preserve">c.</w:t>
-            </w:r>
-            <w:r>
-              <w:rPr>
-                <w:rFonts w:ascii="Avenir Next" w:hAnsi="Avenir Next" w:cs="Avenir Next" w:eastAsia="Avenir Next"/>
-                <w:color w:val="1A1A1A"/>
-                <w:sz w:val="20"/>
-                <w:szCs w:val="20"/>
-              </w:rPr>
               <w:tab/>
             </w:r>
             <w:r>
               <w:rPr>
                 <w:rFonts w:ascii="Avenir Next" w:hAnsi="Avenir Next" w:cs="Avenir Next" w:eastAsia="Avenir Next"/>
                 <w:color w:val="1A1A1A"/>
-                <w:sz w:val="20"/>
+                <w:sz w:val="22"/>
                 <w:szCs w:val="20"/>
               </w:rPr>
               <w:t xml:space="preserve">How can you check part a without dividing again?</w:t>
@@ -3062,11 +3066,12 @@
     </w:tbl>
     <w:p>
       <w:pPr>
-        <w:spacing w:before="0" w:after="0" w:line="20" w:lineRule="exact"/>
+        <w:spacing w:before="0" w:after="0" w:line="50" w:lineRule="exact"/>
       </w:pPr>
     </w:p>
     <w:p>
       <w:pPr>
+        <w:pStyle w:val="Heading2"/>
         <w:keepNext/>
         <w:pBdr>
           <w:bottom w:val="single" w:sz="8" w:space="3" w:color="003A70"/>
@@ -3082,7 +3087,7 @@
           <w:b/>
           <w:color w:val="003A70"/>
           <w:spacing w:val="14"/>
-          <w:sz w:val="19"/>
+          <w:sz w:val="22"/>
           <w:szCs w:val="19"/>
         </w:rPr>
         <w:t xml:space="preserve">FIND THE ERROR</w:t>
@@ -3101,7 +3106,7 @@
           <w:rFonts w:ascii="Avenir Next" w:hAnsi="Avenir Next" w:cs="Avenir Next" w:eastAsia="Avenir Next"/>
           <w:i/>
           <w:color w:val="5A5F66"/>
-          <w:sz w:val="17"/>
+          <w:sz w:val="22"/>
           <w:szCs w:val="17"/>
         </w:rPr>
         <w:t xml:space="preserve">explain the mistake, then fix it</w:t>
@@ -3109,7 +3114,7 @@
     </w:p>
     <w:p>
       <w:pPr>
-        <w:spacing w:before="0" w:after="0" w:line="20" w:lineRule="exact"/>
+        <w:spacing w:before="0" w:after="0" w:line="50" w:lineRule="exact"/>
       </w:pPr>
     </w:p>
     <w:tbl>
@@ -3159,18 +3164,18 @@
                 <w:rFonts w:ascii="Avenir Next" w:hAnsi="Avenir Next" w:cs="Avenir Next" w:eastAsia="Avenir Next"/>
                 <w:b/>
                 <w:color w:val="1A1A1A"/>
+                <w:sz w:val="22"/>
+                <w:szCs w:val="20"/>
+              </w:rPr>
+              <w:t xml:space="preserve">9.</w:t>
+            </w:r>
+            <w:r>
+              <w:rPr>
+                <w:rFonts w:ascii="Avenir Next" w:hAnsi="Avenir Next" w:cs="Avenir Next" w:eastAsia="Avenir Next"/>
+                <w:color w:val="1A1A1A"/>
                 <w:sz w:val="20"/>
                 <w:szCs w:val="20"/>
               </w:rPr>
-              <w:t xml:space="preserve">9.</w:t>
-            </w:r>
-            <w:r>
-              <w:rPr>
-                <w:rFonts w:ascii="Avenir Next" w:hAnsi="Avenir Next" w:cs="Avenir Next" w:eastAsia="Avenir Next"/>
-                <w:color w:val="1A1A1A"/>
-                <w:sz w:val="20"/>
-                <w:szCs w:val="20"/>
-              </w:rPr>
               <w:tab/>
             </w:r>
             <w:r>
@@ -3178,7 +3183,7 @@
                 <w:rFonts w:ascii="Avenir Next" w:hAnsi="Avenir Next" w:cs="Avenir Next" w:eastAsia="Avenir Next"/>
                 <w:b/>
                 <w:color w:val="1A1A1A"/>
-                <w:sz w:val="20"/>
+                <w:sz w:val="22"/>
                 <w:szCs w:val="20"/>
               </w:rPr>
               <w:t xml:space="preserve">Nadia’s Work.  </w:t>
@@ -3187,7 +3192,7 @@
               <w:rPr>
                 <w:rFonts w:ascii="Avenir Next" w:hAnsi="Avenir Next" w:cs="Avenir Next" w:eastAsia="Avenir Next"/>
                 <w:color w:val="1A1A1A"/>
-                <w:sz w:val="20"/>
+                <w:sz w:val="22"/>
                 <w:szCs w:val="20"/>
               </w:rPr>
               <w:t xml:space="preserve">To solve 5</w:t>
@@ -3197,7 +3202,7 @@
                 <w:rFonts w:ascii="Avenir Next" w:hAnsi="Avenir Next" w:cs="Avenir Next" w:eastAsia="Avenir Next"/>
                 <w:i/>
                 <w:color w:val="1A1A1A"/>
-                <w:sz w:val="20"/>
+                <w:sz w:val="22"/>
                 <w:szCs w:val="20"/>
               </w:rPr>
               <w:t xml:space="preserve">x</w:t>
@@ -3206,7 +3211,7 @@
               <w:rPr>
                 <w:rFonts w:ascii="Avenir Next" w:hAnsi="Avenir Next" w:cs="Avenir Next" w:eastAsia="Avenir Next"/>
                 <w:color w:val="1A1A1A"/>
-                <w:sz w:val="20"/>
+                <w:sz w:val="22"/>
                 <w:szCs w:val="20"/>
               </w:rPr>
               <w:t xml:space="preserve"> = 65, Nadia multiplied both sides by 5. She wrote </w:t>
@@ -3216,7 +3221,7 @@
                 <w:rFonts w:ascii="Avenir Next" w:hAnsi="Avenir Next" w:cs="Avenir Next" w:eastAsia="Avenir Next"/>
                 <w:i/>
                 <w:color w:val="1A1A1A"/>
-                <w:sz w:val="20"/>
+                <w:sz w:val="22"/>
                 <w:szCs w:val="20"/>
               </w:rPr>
               <w:t xml:space="preserve">x</w:t>
@@ -3225,7 +3230,7 @@
               <w:rPr>
                 <w:rFonts w:ascii="Avenir Next" w:hAnsi="Avenir Next" w:cs="Avenir Next" w:eastAsia="Avenir Next"/>
                 <w:color w:val="1A1A1A"/>
-                <w:sz w:val="20"/>
+                <w:sz w:val="22"/>
                 <w:szCs w:val="20"/>
               </w:rPr>
               <w:t xml:space="preserve"> = 325. Explain her mistake. Then solve correctly.</w:t>
@@ -3271,7 +3276,7 @@
                 </w:tcPr>
                 <w:p>
                   <w:pPr>
-                    <w:spacing w:before="0" w:after="0" w:line="240" w:lineRule="auto"/>
+                    <w:spacing w:before="0" w:after="0" w:line="50" w:lineRule="exact"/>
                   </w:pPr>
                 </w:p>
               </w:tc>
@@ -3291,7 +3296,7 @@
                 </w:tcPr>
                 <w:p>
                   <w:pPr>
-                    <w:spacing w:before="0" w:after="0" w:line="240" w:lineRule="auto"/>
+                    <w:spacing w:before="0" w:after="0" w:line="50" w:lineRule="exact"/>
                   </w:pPr>
                 </w:p>
               </w:tc>
@@ -3311,7 +3316,7 @@
                 </w:tcPr>
                 <w:p>
                   <w:pPr>
-                    <w:spacing w:before="0" w:after="0" w:line="240" w:lineRule="auto"/>
+                    <w:spacing w:before="0" w:after="0" w:line="50" w:lineRule="exact"/>
                   </w:pPr>
                 </w:p>
               </w:tc>
@@ -3319,7 +3324,7 @@
           </w:tbl>
           <w:p>
             <w:pPr>
-              <w:spacing w:before="0" w:after="0" w:line="24" w:lineRule="auto"/>
+              <w:spacing w:before="0" w:after="0" w:line="50" w:lineRule="exact"/>
             </w:pPr>
           </w:p>
         </w:tc>
@@ -3327,11 +3332,12 @@
     </w:tbl>
     <w:p>
       <w:pPr>
-        <w:spacing w:before="0" w:after="0" w:line="20" w:lineRule="exact"/>
+        <w:spacing w:before="0" w:after="0" w:line="50" w:lineRule="exact"/>
       </w:pPr>
     </w:p>
     <w:p>
       <w:pPr>
+        <w:pStyle w:val="Heading2"/>
         <w:keepNext/>
         <w:pBdr>
           <w:bottom w:val="single" w:sz="8" w:space="3" w:color="003A70"/>
@@ -3347,7 +3353,7 @@
           <w:b/>
           <w:color w:val="003A70"/>
           <w:spacing w:val="14"/>
-          <w:sz w:val="19"/>
+          <w:sz w:val="22"/>
           <w:szCs w:val="19"/>
         </w:rPr>
         <w:t xml:space="preserve">TEST PRACTICE</w:t>
@@ -3366,7 +3372,7 @@
           <w:rFonts w:ascii="Avenir Next" w:hAnsi="Avenir Next" w:cs="Avenir Next" w:eastAsia="Avenir Next"/>
           <w:i/>
           <w:color w:val="5A5F66"/>
-          <w:sz w:val="17"/>
+          <w:sz w:val="22"/>
           <w:szCs w:val="17"/>
         </w:rPr>
         <w:t xml:space="preserve">choose the best answer</w:t>
@@ -3374,7 +3380,7 @@
     </w:p>
     <w:p>
       <w:pPr>
-        <w:spacing w:before="0" w:after="0" w:line="20" w:lineRule="exact"/>
+        <w:spacing w:before="0" w:after="0" w:line="50" w:lineRule="exact"/>
       </w:pPr>
     </w:p>
     <w:tbl>
@@ -3424,25 +3430,25 @@
                 <w:rFonts w:ascii="Avenir Next" w:hAnsi="Avenir Next" w:cs="Avenir Next" w:eastAsia="Avenir Next"/>
                 <w:b/>
                 <w:color w:val="1A1A1A"/>
+                <w:sz w:val="22"/>
+                <w:szCs w:val="20"/>
+              </w:rPr>
+              <w:t xml:space="preserve">10.</w:t>
+            </w:r>
+            <w:r>
+              <w:rPr>
+                <w:rFonts w:ascii="Avenir Next" w:hAnsi="Avenir Next" w:cs="Avenir Next" w:eastAsia="Avenir Next"/>
+                <w:color w:val="1A1A1A"/>
                 <w:sz w:val="20"/>
                 <w:szCs w:val="20"/>
               </w:rPr>
-              <w:t xml:space="preserve">10.</w:t>
-            </w:r>
-            <w:r>
-              <w:rPr>
-                <w:rFonts w:ascii="Avenir Next" w:hAnsi="Avenir Next" w:cs="Avenir Next" w:eastAsia="Avenir Next"/>
-                <w:color w:val="1A1A1A"/>
-                <w:sz w:val="20"/>
-                <w:szCs w:val="20"/>
-              </w:rPr>
               <w:tab/>
             </w:r>
             <w:r>
               <w:rPr>
                 <w:rFonts w:ascii="Avenir Next" w:hAnsi="Avenir Next" w:cs="Avenir Next" w:eastAsia="Avenir Next"/>
                 <w:color w:val="1A1A1A"/>
-                <w:sz w:val="20"/>
+                <w:sz w:val="22"/>
                 <w:szCs w:val="20"/>
               </w:rPr>
               <w:t xml:space="preserve">Solve 8</w:t>
@@ -3452,7 +3458,7 @@
                 <w:rFonts w:ascii="Avenir Next" w:hAnsi="Avenir Next" w:cs="Avenir Next" w:eastAsia="Avenir Next"/>
                 <w:i/>
                 <w:color w:val="1A1A1A"/>
-                <w:sz w:val="20"/>
+                <w:sz w:val="22"/>
                 <w:szCs w:val="20"/>
               </w:rPr>
               <w:t xml:space="preserve">n</w:t>
@@ -3461,7 +3467,7 @@
               <w:rPr>
                 <w:rFonts w:ascii="Avenir Next" w:hAnsi="Avenir Next" w:cs="Avenir Next" w:eastAsia="Avenir Next"/>
                 <w:color w:val="1A1A1A"/>
-                <w:sz w:val="20"/>
+                <w:sz w:val="22"/>
                 <w:szCs w:val="20"/>
               </w:rPr>
               <w:t xml:space="preserve"> = 96.</w:t>
@@ -3517,35 +3523,35 @@
                       <w:rFonts w:ascii="Avenir Next" w:hAnsi="Avenir Next" w:cs="Avenir Next" w:eastAsia="Avenir Next"/>
                       <w:b/>
                       <w:color w:val="003A70"/>
+                      <w:sz w:val="22"/>
+                      <w:szCs w:val="19"/>
+                    </w:rPr>
+                    <w:t xml:space="preserve">A</w:t>
+                  </w:r>
+                  <w:r>
+                    <w:rPr>
+                      <w:rFonts w:ascii="Avenir Next" w:hAnsi="Avenir Next" w:cs="Avenir Next" w:eastAsia="Avenir Next"/>
+                      <w:color w:val="1A1A1A"/>
                       <w:sz w:val="19"/>
                       <w:szCs w:val="19"/>
                     </w:rPr>
-                    <w:t xml:space="preserve">A</w:t>
-                  </w:r>
-                  <w:r>
-                    <w:rPr>
-                      <w:rFonts w:ascii="Avenir Next" w:hAnsi="Avenir Next" w:cs="Avenir Next" w:eastAsia="Avenir Next"/>
-                      <w:color w:val="1A1A1A"/>
-                      <w:sz w:val="19"/>
+                    <w:tab/>
+                  </w:r>
+                  <w:r>
+                    <w:rPr>
+                      <w:rFonts w:ascii="Avenir Next" w:hAnsi="Avenir Next" w:cs="Avenir Next" w:eastAsia="Avenir Next"/>
+                      <w:i/>
+                      <w:color w:val="1A1A1A"/>
+                      <w:sz w:val="22"/>
                       <w:szCs w:val="19"/>
                     </w:rPr>
-                    <w:tab/>
-                  </w:r>
-                  <w:r>
-                    <w:rPr>
-                      <w:rFonts w:ascii="Avenir Next" w:hAnsi="Avenir Next" w:cs="Avenir Next" w:eastAsia="Avenir Next"/>
-                      <w:i/>
-                      <w:color w:val="1A1A1A"/>
-                      <w:sz w:val="19"/>
-                      <w:szCs w:val="19"/>
-                    </w:rPr>
                     <w:t xml:space="preserve">n</w:t>
                   </w:r>
                   <w:r>
                     <w:rPr>
                       <w:rFonts w:ascii="Avenir Next" w:hAnsi="Avenir Next" w:cs="Avenir Next" w:eastAsia="Avenir Next"/>
                       <w:color w:val="1A1A1A"/>
-                      <w:sz w:val="19"/>
+                      <w:sz w:val="22"/>
                       <w:szCs w:val="19"/>
                     </w:rPr>
                     <w:t xml:space="preserve"> = 88</w:t>
@@ -3570,35 +3576,35 @@
                       <w:rFonts w:ascii="Avenir Next" w:hAnsi="Avenir Next" w:cs="Avenir Next" w:eastAsia="Avenir Next"/>
                       <w:b/>
                       <w:color w:val="003A70"/>
+                      <w:sz w:val="22"/>
+                      <w:szCs w:val="19"/>
+                    </w:rPr>
+                    <w:t xml:space="preserve">B</w:t>
+                  </w:r>
+                  <w:r>
+                    <w:rPr>
+                      <w:rFonts w:ascii="Avenir Next" w:hAnsi="Avenir Next" w:cs="Avenir Next" w:eastAsia="Avenir Next"/>
+                      <w:color w:val="1A1A1A"/>
                       <w:sz w:val="19"/>
                       <w:szCs w:val="19"/>
                     </w:rPr>
-                    <w:t xml:space="preserve">B</w:t>
-                  </w:r>
-                  <w:r>
-                    <w:rPr>
-                      <w:rFonts w:ascii="Avenir Next" w:hAnsi="Avenir Next" w:cs="Avenir Next" w:eastAsia="Avenir Next"/>
-                      <w:color w:val="1A1A1A"/>
-                      <w:sz w:val="19"/>
+                    <w:tab/>
+                  </w:r>
+                  <w:r>
+                    <w:rPr>
+                      <w:rFonts w:ascii="Avenir Next" w:hAnsi="Avenir Next" w:cs="Avenir Next" w:eastAsia="Avenir Next"/>
+                      <w:i/>
+                      <w:color w:val="1A1A1A"/>
+                      <w:sz w:val="22"/>
                       <w:szCs w:val="19"/>
                     </w:rPr>
-                    <w:tab/>
-                  </w:r>
-                  <w:r>
-                    <w:rPr>
-                      <w:rFonts w:ascii="Avenir Next" w:hAnsi="Avenir Next" w:cs="Avenir Next" w:eastAsia="Avenir Next"/>
-                      <w:i/>
-                      <w:color w:val="1A1A1A"/>
-                      <w:sz w:val="19"/>
-                      <w:szCs w:val="19"/>
-                    </w:rPr>
                     <w:t xml:space="preserve">n</w:t>
                   </w:r>
                   <w:r>
                     <w:rPr>
                       <w:rFonts w:ascii="Avenir Next" w:hAnsi="Avenir Next" w:cs="Avenir Next" w:eastAsia="Avenir Next"/>
                       <w:color w:val="1A1A1A"/>
-                      <w:sz w:val="19"/>
+                      <w:sz w:val="22"/>
                       <w:szCs w:val="19"/>
                     </w:rPr>
                     <w:t xml:space="preserve"> = 768</w:t>
@@ -3623,35 +3629,35 @@
                       <w:rFonts w:ascii="Avenir Next" w:hAnsi="Avenir Next" w:cs="Avenir Next" w:eastAsia="Avenir Next"/>
                       <w:b/>
                       <w:color w:val="003A70"/>
+                      <w:sz w:val="22"/>
+                      <w:szCs w:val="19"/>
+                    </w:rPr>
+                    <w:t xml:space="preserve">C</w:t>
+                  </w:r>
+                  <w:r>
+                    <w:rPr>
+                      <w:rFonts w:ascii="Avenir Next" w:hAnsi="Avenir Next" w:cs="Avenir Next" w:eastAsia="Avenir Next"/>
+                      <w:color w:val="1A1A1A"/>
                       <w:sz w:val="19"/>
                       <w:szCs w:val="19"/>
                     </w:rPr>
-                    <w:t xml:space="preserve">C</w:t>
-                  </w:r>
-                  <w:r>
-                    <w:rPr>
-                      <w:rFonts w:ascii="Avenir Next" w:hAnsi="Avenir Next" w:cs="Avenir Next" w:eastAsia="Avenir Next"/>
-                      <w:color w:val="1A1A1A"/>
-                      <w:sz w:val="19"/>
+                    <w:tab/>
+                  </w:r>
+                  <w:r>
+                    <w:rPr>
+                      <w:rFonts w:ascii="Avenir Next" w:hAnsi="Avenir Next" w:cs="Avenir Next" w:eastAsia="Avenir Next"/>
+                      <w:i/>
+                      <w:color w:val="1A1A1A"/>
+                      <w:sz w:val="22"/>
                       <w:szCs w:val="19"/>
                     </w:rPr>
-                    <w:tab/>
-                  </w:r>
-                  <w:r>
-                    <w:rPr>
-                      <w:rFonts w:ascii="Avenir Next" w:hAnsi="Avenir Next" w:cs="Avenir Next" w:eastAsia="Avenir Next"/>
-                      <w:i/>
-                      <w:color w:val="1A1A1A"/>
-                      <w:sz w:val="19"/>
-                      <w:szCs w:val="19"/>
-                    </w:rPr>
                     <w:t xml:space="preserve">n</w:t>
                   </w:r>
                   <w:r>
                     <w:rPr>
                       <w:rFonts w:ascii="Avenir Next" w:hAnsi="Avenir Next" w:cs="Avenir Next" w:eastAsia="Avenir Next"/>
                       <w:color w:val="1A1A1A"/>
-                      <w:sz w:val="19"/>
+                      <w:sz w:val="22"/>
                       <w:szCs w:val="19"/>
                     </w:rPr>
                     <w:t xml:space="preserve"> = 12</w:t>
@@ -3676,35 +3682,35 @@
                       <w:rFonts w:ascii="Avenir Next" w:hAnsi="Avenir Next" w:cs="Avenir Next" w:eastAsia="Avenir Next"/>
                       <w:b/>
                       <w:color w:val="003A70"/>
+                      <w:sz w:val="22"/>
+                      <w:szCs w:val="19"/>
+                    </w:rPr>
+                    <w:t xml:space="preserve">D</w:t>
+                  </w:r>
+                  <w:r>
+                    <w:rPr>
+                      <w:rFonts w:ascii="Avenir Next" w:hAnsi="Avenir Next" w:cs="Avenir Next" w:eastAsia="Avenir Next"/>
+                      <w:color w:val="1A1A1A"/>
                       <w:sz w:val="19"/>
                       <w:szCs w:val="19"/>
                     </w:rPr>
-                    <w:t xml:space="preserve">D</w:t>
-                  </w:r>
-                  <w:r>
-                    <w:rPr>
-                      <w:rFonts w:ascii="Avenir Next" w:hAnsi="Avenir Next" w:cs="Avenir Next" w:eastAsia="Avenir Next"/>
-                      <w:color w:val="1A1A1A"/>
-                      <w:sz w:val="19"/>
+                    <w:tab/>
+                  </w:r>
+                  <w:r>
+                    <w:rPr>
+                      <w:rFonts w:ascii="Avenir Next" w:hAnsi="Avenir Next" w:cs="Avenir Next" w:eastAsia="Avenir Next"/>
+                      <w:i/>
+                      <w:color w:val="1A1A1A"/>
+                      <w:sz w:val="22"/>
                       <w:szCs w:val="19"/>
                     </w:rPr>
-                    <w:tab/>
-                  </w:r>
-                  <w:r>
-                    <w:rPr>
-                      <w:rFonts w:ascii="Avenir Next" w:hAnsi="Avenir Next" w:cs="Avenir Next" w:eastAsia="Avenir Next"/>
-                      <w:i/>
-                      <w:color w:val="1A1A1A"/>
-                      <w:sz w:val="19"/>
-                      <w:szCs w:val="19"/>
-                    </w:rPr>
                     <w:t xml:space="preserve">n</w:t>
                   </w:r>
                   <w:r>
                     <w:rPr>
                       <w:rFonts w:ascii="Avenir Next" w:hAnsi="Avenir Next" w:cs="Avenir Next" w:eastAsia="Avenir Next"/>
                       <w:color w:val="1A1A1A"/>
-                      <w:sz w:val="19"/>
+                      <w:sz w:val="22"/>
                       <w:szCs w:val="19"/>
                     </w:rPr>
                     <w:t xml:space="preserve"> = 104</w:t>
@@ -3715,7 +3721,7 @@
           </w:tbl>
           <w:p>
             <w:pPr>
-              <w:spacing w:before="0" w:after="0" w:line="24" w:lineRule="auto"/>
+              <w:spacing w:before="0" w:after="0" w:line="50" w:lineRule="exact"/>
             </w:pPr>
           </w:p>
         </w:tc>
@@ -3723,12 +3729,12 @@
     </w:tbl>
     <w:p>
       <w:pPr>
-        <w:spacing w:before="0" w:after="0" w:line="20" w:lineRule="exact"/>
+        <w:spacing w:before="0" w:after="0" w:line="50" w:lineRule="exact"/>
       </w:pPr>
     </w:p>
     <w:p>
       <w:pPr>
-        <w:spacing w:before="0" w:after="0" w:line="20" w:lineRule="exact"/>
+        <w:spacing w:before="0" w:after="0" w:line="50" w:lineRule="exact"/>
       </w:pPr>
     </w:p>
     <w:tbl>
@@ -3778,25 +3784,25 @@
                 <w:rFonts w:ascii="Avenir Next" w:hAnsi="Avenir Next" w:cs="Avenir Next" w:eastAsia="Avenir Next"/>
                 <w:b/>
                 <w:color w:val="1A1A1A"/>
+                <w:sz w:val="22"/>
+                <w:szCs w:val="20"/>
+              </w:rPr>
+              <w:t xml:space="preserve">11.</w:t>
+            </w:r>
+            <w:r>
+              <w:rPr>
+                <w:rFonts w:ascii="Avenir Next" w:hAnsi="Avenir Next" w:cs="Avenir Next" w:eastAsia="Avenir Next"/>
+                <w:color w:val="1A1A1A"/>
                 <w:sz w:val="20"/>
                 <w:szCs w:val="20"/>
               </w:rPr>
-              <w:t xml:space="preserve">11.</w:t>
-            </w:r>
-            <w:r>
-              <w:rPr>
-                <w:rFonts w:ascii="Avenir Next" w:hAnsi="Avenir Next" w:cs="Avenir Next" w:eastAsia="Avenir Next"/>
-                <w:color w:val="1A1A1A"/>
-                <w:sz w:val="20"/>
-                <w:szCs w:val="20"/>
-              </w:rPr>
               <w:tab/>
             </w:r>
             <w:r>
               <w:rPr>
                 <w:rFonts w:ascii="Avenir Next" w:hAnsi="Avenir Next" w:cs="Avenir Next" w:eastAsia="Avenir Next"/>
                 <w:color w:val="1A1A1A"/>
-                <w:sz w:val="20"/>
+                <w:sz w:val="22"/>
                 <w:szCs w:val="20"/>
               </w:rPr>
               <w:t xml:space="preserve">In 4</w:t>
@@ -3806,7 +3812,7 @@
                 <w:rFonts w:ascii="Avenir Next" w:hAnsi="Avenir Next" w:cs="Avenir Next" w:eastAsia="Avenir Next"/>
                 <w:i/>
                 <w:color w:val="1A1A1A"/>
-                <w:sz w:val="20"/>
+                <w:sz w:val="22"/>
                 <w:szCs w:val="20"/>
               </w:rPr>
               <w:t xml:space="preserve">y</w:t>
@@ -3815,7 +3821,7 @@
               <w:rPr>
                 <w:rFonts w:ascii="Avenir Next" w:hAnsi="Avenir Next" w:cs="Avenir Next" w:eastAsia="Avenir Next"/>
                 <w:color w:val="1A1A1A"/>
-                <w:sz w:val="20"/>
+                <w:sz w:val="22"/>
                 <w:szCs w:val="20"/>
               </w:rPr>
               <w:t xml:space="preserve"> = 28, the number 4 is the —</w:t>
@@ -3871,25 +3877,25 @@
                       <w:rFonts w:ascii="Avenir Next" w:hAnsi="Avenir Next" w:cs="Avenir Next" w:eastAsia="Avenir Next"/>
                       <w:b/>
                       <w:color w:val="003A70"/>
+                      <w:sz w:val="22"/>
+                      <w:szCs w:val="19"/>
+                    </w:rPr>
+                    <w:t xml:space="preserve">A</w:t>
+                  </w:r>
+                  <w:r>
+                    <w:rPr>
+                      <w:rFonts w:ascii="Avenir Next" w:hAnsi="Avenir Next" w:cs="Avenir Next" w:eastAsia="Avenir Next"/>
+                      <w:color w:val="1A1A1A"/>
                       <w:sz w:val="19"/>
                       <w:szCs w:val="19"/>
                     </w:rPr>
-                    <w:t xml:space="preserve">A</w:t>
-                  </w:r>
-                  <w:r>
-                    <w:rPr>
-                      <w:rFonts w:ascii="Avenir Next" w:hAnsi="Avenir Next" w:cs="Avenir Next" w:eastAsia="Avenir Next"/>
-                      <w:color w:val="1A1A1A"/>
-                      <w:sz w:val="19"/>
-                      <w:szCs w:val="19"/>
-                    </w:rPr>
                     <w:tab/>
                   </w:r>
                   <w:r>
                     <w:rPr>
                       <w:rFonts w:ascii="Avenir Next" w:hAnsi="Avenir Next" w:cs="Avenir Next" w:eastAsia="Avenir Next"/>
                       <w:color w:val="1A1A1A"/>
-                      <w:sz w:val="19"/>
+                      <w:sz w:val="22"/>
                       <w:szCs w:val="19"/>
                     </w:rPr>
                     <w:t xml:space="preserve">variable</w:t>
@@ -3914,25 +3920,25 @@
                       <w:rFonts w:ascii="Avenir Next" w:hAnsi="Avenir Next" w:cs="Avenir Next" w:eastAsia="Avenir Next"/>
                       <w:b/>
                       <w:color w:val="003A70"/>
+                      <w:sz w:val="22"/>
+                      <w:szCs w:val="19"/>
+                    </w:rPr>
+                    <w:t xml:space="preserve">B</w:t>
+                  </w:r>
+                  <w:r>
+                    <w:rPr>
+                      <w:rFonts w:ascii="Avenir Next" w:hAnsi="Avenir Next" w:cs="Avenir Next" w:eastAsia="Avenir Next"/>
+                      <w:color w:val="1A1A1A"/>
                       <w:sz w:val="19"/>
                       <w:szCs w:val="19"/>
                     </w:rPr>
-                    <w:t xml:space="preserve">B</w:t>
-                  </w:r>
-                  <w:r>
-                    <w:rPr>
-                      <w:rFonts w:ascii="Avenir Next" w:hAnsi="Avenir Next" w:cs="Avenir Next" w:eastAsia="Avenir Next"/>
-                      <w:color w:val="1A1A1A"/>
-                      <w:sz w:val="19"/>
-                      <w:szCs w:val="19"/>
-                    </w:rPr>
                     <w:tab/>
                   </w:r>
                   <w:r>
                     <w:rPr>
                       <w:rFonts w:ascii="Avenir Next" w:hAnsi="Avenir Next" w:cs="Avenir Next" w:eastAsia="Avenir Next"/>
                       <w:color w:val="1A1A1A"/>
-                      <w:sz w:val="19"/>
+                      <w:sz w:val="22"/>
                       <w:szCs w:val="19"/>
                     </w:rPr>
                     <w:t xml:space="preserve">coefficient</w:t>
@@ -3957,25 +3963,25 @@
                       <w:rFonts w:ascii="Avenir Next" w:hAnsi="Avenir Next" w:cs="Avenir Next" w:eastAsia="Avenir Next"/>
                       <w:b/>
                       <w:color w:val="003A70"/>
+                      <w:sz w:val="22"/>
+                      <w:szCs w:val="19"/>
+                    </w:rPr>
+                    <w:t xml:space="preserve">C</w:t>
+                  </w:r>
+                  <w:r>
+                    <w:rPr>
+                      <w:rFonts w:ascii="Avenir Next" w:hAnsi="Avenir Next" w:cs="Avenir Next" w:eastAsia="Avenir Next"/>
+                      <w:color w:val="1A1A1A"/>
                       <w:sz w:val="19"/>
                       <w:szCs w:val="19"/>
                     </w:rPr>
-                    <w:t xml:space="preserve">C</w:t>
-                  </w:r>
-                  <w:r>
-                    <w:rPr>
-                      <w:rFonts w:ascii="Avenir Next" w:hAnsi="Avenir Next" w:cs="Avenir Next" w:eastAsia="Avenir Next"/>
-                      <w:color w:val="1A1A1A"/>
-                      <w:sz w:val="19"/>
-                      <w:szCs w:val="19"/>
-                    </w:rPr>
                     <w:tab/>
                   </w:r>
                   <w:r>
                     <w:rPr>
                       <w:rFonts w:ascii="Avenir Next" w:hAnsi="Avenir Next" w:cs="Avenir Next" w:eastAsia="Avenir Next"/>
                       <w:color w:val="1A1A1A"/>
-                      <w:sz w:val="19"/>
+                      <w:sz w:val="22"/>
                       <w:szCs w:val="19"/>
                     </w:rPr>
                     <w:t xml:space="preserve">solution</w:t>
@@ -4000,25 +4006,25 @@
                       <w:rFonts w:ascii="Avenir Next" w:hAnsi="Avenir Next" w:cs="Avenir Next" w:eastAsia="Avenir Next"/>
                       <w:b/>
                       <w:color w:val="003A70"/>
+                      <w:sz w:val="22"/>
+                      <w:szCs w:val="19"/>
+                    </w:rPr>
+                    <w:t xml:space="preserve">D</w:t>
+                  </w:r>
+                  <w:r>
+                    <w:rPr>
+                      <w:rFonts w:ascii="Avenir Next" w:hAnsi="Avenir Next" w:cs="Avenir Next" w:eastAsia="Avenir Next"/>
+                      <w:color w:val="1A1A1A"/>
                       <w:sz w:val="19"/>
                       <w:szCs w:val="19"/>
                     </w:rPr>
-                    <w:t xml:space="preserve">D</w:t>
-                  </w:r>
-                  <w:r>
-                    <w:rPr>
-                      <w:rFonts w:ascii="Avenir Next" w:hAnsi="Avenir Next" w:cs="Avenir Next" w:eastAsia="Avenir Next"/>
-                      <w:color w:val="1A1A1A"/>
-                      <w:sz w:val="19"/>
-                      <w:szCs w:val="19"/>
-                    </w:rPr>
                     <w:tab/>
                   </w:r>
                   <w:r>
                     <w:rPr>
                       <w:rFonts w:ascii="Avenir Next" w:hAnsi="Avenir Next" w:cs="Avenir Next" w:eastAsia="Avenir Next"/>
                       <w:color w:val="1A1A1A"/>
-                      <w:sz w:val="19"/>
+                      <w:sz w:val="22"/>
                       <w:szCs w:val="19"/>
                     </w:rPr>
                     <w:t xml:space="preserve">total</w:t>
@@ -4029,7 +4035,7 @@
           </w:tbl>
           <w:p>
             <w:pPr>
-              <w:spacing w:before="0" w:after="0" w:line="24" w:lineRule="auto"/>
+              <w:spacing w:before="0" w:after="0" w:line="50" w:lineRule="exact"/>
             </w:pPr>
           </w:p>
         </w:tc>
@@ -4037,11 +4043,12 @@
     </w:tbl>
     <w:p>
       <w:pPr>
-        <w:spacing w:before="0" w:after="0" w:line="20" w:lineRule="exact"/>
+        <w:spacing w:before="0" w:after="0" w:line="50" w:lineRule="exact"/>
       </w:pPr>
     </w:p>
     <w:p>
       <w:pPr>
+        <w:pStyle w:val="Heading2"/>
         <w:keepNext/>
         <w:pBdr>
           <w:bottom w:val="single" w:sz="8" w:space="3" w:color="003A70"/>
@@ -4057,7 +4064,7 @@
           <w:b/>
           <w:color w:val="003A70"/>
           <w:spacing w:val="14"/>
-          <w:sz w:val="19"/>
+          <w:sz w:val="22"/>
           <w:szCs w:val="19"/>
         </w:rPr>
         <w:t xml:space="preserve">SELF-CHECK CODE</w:t>
@@ -4076,7 +4083,7 @@
           <w:rFonts w:ascii="Avenir Next" w:hAnsi="Avenir Next" w:cs="Avenir Next" w:eastAsia="Avenir Next"/>
           <w:i/>
           <w:color w:val="5A5F66"/>
-          <w:sz w:val="17"/>
+          <w:sz w:val="22"/>
           <w:szCs w:val="17"/>
         </w:rPr>
         <w:t xml:space="preserve">find your answer · copy its letter into that problem’s box · spell a math word</w:t>
@@ -4135,7 +4142,7 @@
                 <w:rFonts w:ascii="Avenir Next" w:hAnsi="Avenir Next" w:cs="Avenir Next" w:eastAsia="Avenir Next"/>
                 <w:b/>
                 <w:color w:val="1A1A1A"/>
-                <w:sz w:val="18"/>
+                <w:sz w:val="22"/>
                 <w:szCs w:val="18"/>
               </w:rPr>
               <w:t xml:space="preserve">35</w:t>
@@ -4151,7 +4158,7 @@
                 <w:rFonts w:ascii="Avenir Next" w:hAnsi="Avenir Next" w:cs="Avenir Next" w:eastAsia="Avenir Next"/>
                 <w:b/>
                 <w:color w:val="003A70"/>
-                <w:sz w:val="18"/>
+                <w:sz w:val="22"/>
                 <w:szCs w:val="18"/>
               </w:rPr>
               <w:t xml:space="preserve">P</w:t>
@@ -4174,7 +4181,7 @@
                 <w:rFonts w:ascii="Avenir Next" w:hAnsi="Avenir Next" w:cs="Avenir Next" w:eastAsia="Avenir Next"/>
                 <w:b/>
                 <w:color w:val="1A1A1A"/>
-                <w:sz w:val="18"/>
+                <w:sz w:val="22"/>
                 <w:szCs w:val="18"/>
               </w:rPr>
               <w:t xml:space="preserve">18</w:t>
@@ -4190,7 +4197,7 @@
                 <w:rFonts w:ascii="Avenir Next" w:hAnsi="Avenir Next" w:cs="Avenir Next" w:eastAsia="Avenir Next"/>
                 <w:b/>
                 <w:color w:val="003A70"/>
-                <w:sz w:val="18"/>
+                <w:sz w:val="22"/>
                 <w:szCs w:val="18"/>
               </w:rPr>
               <w:t xml:space="preserve">O</w:t>
@@ -4213,7 +4220,7 @@
                 <w:rFonts w:ascii="Avenir Next" w:hAnsi="Avenir Next" w:cs="Avenir Next" w:eastAsia="Avenir Next"/>
                 <w:b/>
                 <w:color w:val="1A1A1A"/>
-                <w:sz w:val="18"/>
+                <w:sz w:val="22"/>
                 <w:szCs w:val="18"/>
               </w:rPr>
               <w:t xml:space="preserve">19</w:t>
@@ -4229,7 +4236,7 @@
                 <w:rFonts w:ascii="Avenir Next" w:hAnsi="Avenir Next" w:cs="Avenir Next" w:eastAsia="Avenir Next"/>
                 <w:b/>
                 <w:color w:val="003A70"/>
-                <w:sz w:val="18"/>
+                <w:sz w:val="22"/>
                 <w:szCs w:val="18"/>
               </w:rPr>
               <w:t xml:space="preserve">R</w:t>
@@ -4252,7 +4259,7 @@
                 <w:rFonts w:ascii="Avenir Next" w:hAnsi="Avenir Next" w:cs="Avenir Next" w:eastAsia="Avenir Next"/>
                 <w:b/>
                 <w:color w:val="1A1A1A"/>
-                <w:sz w:val="18"/>
+                <w:sz w:val="22"/>
                 <w:szCs w:val="18"/>
               </w:rPr>
               <w:t xml:space="preserve">27</w:t>
@@ -4268,7 +4275,7 @@
                 <w:rFonts w:ascii="Avenir Next" w:hAnsi="Avenir Next" w:cs="Avenir Next" w:eastAsia="Avenir Next"/>
                 <w:b/>
                 <w:color w:val="003A70"/>
-                <w:sz w:val="18"/>
+                <w:sz w:val="22"/>
                 <w:szCs w:val="18"/>
               </w:rPr>
               <w:t xml:space="preserve">T</w:t>
@@ -4291,7 +4298,7 @@
                 <w:rFonts w:ascii="Avenir Next" w:hAnsi="Avenir Next" w:cs="Avenir Next" w:eastAsia="Avenir Next"/>
                 <w:b/>
                 <w:color w:val="1A1A1A"/>
-                <w:sz w:val="18"/>
+                <w:sz w:val="22"/>
                 <w:szCs w:val="18"/>
               </w:rPr>
               <w:t xml:space="preserve">11</w:t>
@@ -4307,7 +4314,7 @@
                 <w:rFonts w:ascii="Avenir Next" w:hAnsi="Avenir Next" w:cs="Avenir Next" w:eastAsia="Avenir Next"/>
                 <w:b/>
                 <w:color w:val="003A70"/>
-                <w:sz w:val="18"/>
+                <w:sz w:val="22"/>
                 <w:szCs w:val="18"/>
               </w:rPr>
               <w:t xml:space="preserve">D</w:t>
@@ -4330,7 +4337,7 @@
                 <w:rFonts w:ascii="Avenir Next" w:hAnsi="Avenir Next" w:cs="Avenir Next" w:eastAsia="Avenir Next"/>
                 <w:b/>
                 <w:color w:val="1A1A1A"/>
-                <w:sz w:val="18"/>
+                <w:sz w:val="22"/>
                 <w:szCs w:val="18"/>
               </w:rPr>
               <w:t xml:space="preserve">12</w:t>
@@ -4346,7 +4353,7 @@
                 <w:rFonts w:ascii="Avenir Next" w:hAnsi="Avenir Next" w:cs="Avenir Next" w:eastAsia="Avenir Next"/>
                 <w:b/>
                 <w:color w:val="003A70"/>
-                <w:sz w:val="18"/>
+                <w:sz w:val="22"/>
                 <w:szCs w:val="18"/>
               </w:rPr>
               <w:t xml:space="preserve">C</w:t>
@@ -4369,7 +4376,7 @@
                 <w:rFonts w:ascii="Avenir Next" w:hAnsi="Avenir Next" w:cs="Avenir Next" w:eastAsia="Avenir Next"/>
                 <w:b/>
                 <w:color w:val="1A1A1A"/>
-                <w:sz w:val="18"/>
+                <w:sz w:val="22"/>
                 <w:szCs w:val="18"/>
               </w:rPr>
               <w:t xml:space="preserve">140</w:t>
@@ -4385,7 +4392,7 @@
                 <w:rFonts w:ascii="Avenir Next" w:hAnsi="Avenir Next" w:cs="Avenir Next" w:eastAsia="Avenir Next"/>
                 <w:b/>
                 <w:color w:val="003A70"/>
-                <w:sz w:val="18"/>
+                <w:sz w:val="22"/>
                 <w:szCs w:val="18"/>
               </w:rPr>
               <w:t xml:space="preserve">Z</w:t>
@@ -4408,7 +4415,7 @@
                 <w:rFonts w:ascii="Avenir Next" w:hAnsi="Avenir Next" w:cs="Avenir Next" w:eastAsia="Avenir Next"/>
                 <w:b/>
                 <w:color w:val="1A1A1A"/>
-                <w:sz w:val="18"/>
+                <w:sz w:val="22"/>
                 <w:szCs w:val="18"/>
               </w:rPr>
               <w:t xml:space="preserve">$14</w:t>
@@ -4424,7 +4431,7 @@
                 <w:rFonts w:ascii="Avenir Next" w:hAnsi="Avenir Next" w:cs="Avenir Next" w:eastAsia="Avenir Next"/>
                 <w:b/>
                 <w:color w:val="003A70"/>
-                <w:sz w:val="18"/>
+                <w:sz w:val="22"/>
                 <w:szCs w:val="18"/>
               </w:rPr>
               <w:t xml:space="preserve">U</w:t>
@@ -4447,7 +4454,7 @@
                 <w:rFonts w:ascii="Avenir Next" w:hAnsi="Avenir Next" w:cs="Avenir Next" w:eastAsia="Avenir Next"/>
                 <w:b/>
                 <w:color w:val="1A1A1A"/>
-                <w:sz w:val="18"/>
+                <w:sz w:val="22"/>
                 <w:szCs w:val="18"/>
               </w:rPr>
               <w:t xml:space="preserve">$312</w:t>
@@ -4463,7 +4470,7 @@
                 <w:rFonts w:ascii="Avenir Next" w:hAnsi="Avenir Next" w:cs="Avenir Next" w:eastAsia="Avenir Next"/>
                 <w:b/>
                 <w:color w:val="003A70"/>
-                <w:sz w:val="18"/>
+                <w:sz w:val="22"/>
                 <w:szCs w:val="18"/>
               </w:rPr>
               <w:t xml:space="preserve">X</w:t>
@@ -4486,7 +4493,7 @@
                 <w:rFonts w:ascii="Avenir Next" w:hAnsi="Avenir Next" w:cs="Avenir Next" w:eastAsia="Avenir Next"/>
                 <w:b/>
                 <w:color w:val="1A1A1A"/>
-                <w:sz w:val="18"/>
+                <w:sz w:val="22"/>
                 <w:szCs w:val="18"/>
               </w:rPr>
               <w:t xml:space="preserve">875</w:t>
@@ -4502,7 +4509,7 @@
                 <w:rFonts w:ascii="Avenir Next" w:hAnsi="Avenir Next" w:cs="Avenir Next" w:eastAsia="Avenir Next"/>
                 <w:b/>
                 <w:color w:val="003A70"/>
-                <w:sz w:val="18"/>
+                <w:sz w:val="22"/>
                 <w:szCs w:val="18"/>
               </w:rPr>
               <w:t xml:space="preserve">Q</w:t>
@@ -4513,7 +4520,7 @@
     </w:tbl>
     <w:p>
       <w:pPr>
-        <w:spacing w:before="0" w:after="0" w:line="60" w:lineRule="auto"/>
+        <w:spacing w:before="0" w:after="0" w:line="50" w:lineRule="exact"/>
       </w:pPr>
     </w:p>
     <w:tbl>
@@ -4702,7 +4709,7 @@
     </w:tbl>
     <w:p>
       <w:pPr>
-        <w:spacing w:before="0" w:after="0" w:line="40" w:lineRule="auto"/>
+        <w:spacing w:before="0" w:after="0" w:line="50" w:lineRule="exact"/>
       </w:pPr>
     </w:p>
     <w:tbl>
@@ -4744,6 +4751,7 @@
           </w:tcPr>
           <w:p>
             <w:pPr>
+              <w:pStyle w:val="Heading2"/>
               <w:spacing w:before="0" w:after="0" w:line="240" w:lineRule="auto"/>
             </w:pPr>
             <w:r>
@@ -4781,7 +4789,7 @@
               <w:rPr>
                 <w:rFonts w:ascii="Avenir Next" w:hAnsi="Avenir Next" w:cs="Avenir Next" w:eastAsia="Avenir Next"/>
                 <w:color w:val="1A1A1A"/>
-                <w:sz w:val="17"/>
+                <w:sz w:val="22"/>
                 <w:szCs w:val="17"/>
               </w:rPr>
               <w:t xml:space="preserve">  I can do this on my own</w:t>
@@ -4810,7 +4818,7 @@
               <w:rPr>
                 <w:rFonts w:ascii="Avenir Next" w:hAnsi="Avenir Next" w:cs="Avenir Next" w:eastAsia="Avenir Next"/>
                 <w:color w:val="1A1A1A"/>
-                <w:sz w:val="17"/>
+                <w:sz w:val="22"/>
                 <w:szCs w:val="17"/>
               </w:rPr>
               <w:t xml:space="preserve">  I need a little help</w:t>
@@ -4839,7 +4847,7 @@
               <w:rPr>
                 <w:rFonts w:ascii="Avenir Next" w:hAnsi="Avenir Next" w:cs="Avenir Next" w:eastAsia="Avenir Next"/>
                 <w:color w:val="1A1A1A"/>
-                <w:sz w:val="17"/>
+                <w:sz w:val="22"/>
                 <w:szCs w:val="17"/>
               </w:rPr>
               <w:t xml:space="preserve">  I have a question about #</w:t>
@@ -4860,7 +4868,7 @@
     </w:tbl>
     <w:p>
       <w:pPr>
-        <w:spacing w:before="0" w:after="0" w:line="20" w:lineRule="exact"/>
+        <w:spacing w:before="0" w:after="0" w:line="50" w:lineRule="exact"/>
       </w:pPr>
     </w:p>
     <w:sectPr>
@@ -4946,7 +4954,106 @@
               <w:sz w:val="15"/>
               <w:szCs w:val="15"/>
             </w:rPr>
-            <w:t xml:space="preserve">Lesson 8-3  ·  Session 1  ·  Practice Form A</w:t>
+            <w:t xml:space="preserve">8-3 · Page </w:t>
+          </w:r>
+          <w:r>
+            <w:rPr>
+              <w:rFonts w:ascii="Avenir Next" w:hAnsi="Avenir Next" w:cs="Avenir Next" w:eastAsia="Avenir Next"/>
+              <w:color w:val="5A5F66"/>
+              <w:sz w:val="15"/>
+              <w:szCs w:val="15"/>
+            </w:rPr>
+            <w:fldChar w:fldCharType="begin"/>
+          </w:r>
+          <w:r>
+            <w:rPr>
+              <w:rFonts w:ascii="Avenir Next" w:hAnsi="Avenir Next" w:cs="Avenir Next" w:eastAsia="Avenir Next"/>
+              <w:color w:val="5A5F66"/>
+              <w:sz w:val="15"/>
+              <w:szCs w:val="15"/>
+            </w:rPr>
+            <w:instrText xml:space="preserve"> PAGE </w:instrText>
+          </w:r>
+          <w:r>
+            <w:rPr>
+              <w:rFonts w:ascii="Avenir Next" w:hAnsi="Avenir Next" w:cs="Avenir Next" w:eastAsia="Avenir Next"/>
+              <w:color w:val="5A5F66"/>
+              <w:sz w:val="15"/>
+              <w:szCs w:val="15"/>
+            </w:rPr>
+            <w:fldChar w:fldCharType="separate"/>
+          </w:r>
+          <w:r>
+            <w:rPr>
+              <w:rFonts w:ascii="Avenir Next" w:hAnsi="Avenir Next" w:cs="Avenir Next" w:eastAsia="Avenir Next"/>
+              <w:color w:val="5A5F66"/>
+              <w:sz w:val="15"/>
+              <w:szCs w:val="15"/>
+            </w:rPr>
+            <w:t xml:space="preserve">1</w:t>
+          </w:r>
+          <w:r>
+            <w:rPr>
+              <w:rFonts w:ascii="Avenir Next" w:hAnsi="Avenir Next" w:cs="Avenir Next" w:eastAsia="Avenir Next"/>
+              <w:color w:val="5A5F66"/>
+              <w:sz w:val="15"/>
+              <w:szCs w:val="15"/>
+            </w:rPr>
+            <w:fldChar w:fldCharType="end"/>
+          </w:r>
+          <w:r>
+            <w:rPr>
+              <w:rFonts w:ascii="Avenir Next" w:hAnsi="Avenir Next" w:cs="Avenir Next" w:eastAsia="Avenir Next"/>
+              <w:color w:val="5A5F66"/>
+              <w:sz w:val="15"/>
+              <w:szCs w:val="15"/>
+            </w:rPr>
+            <w:t xml:space="preserve"> of </w:t>
+          </w:r>
+          <w:r>
+            <w:rPr>
+              <w:rFonts w:ascii="Avenir Next" w:hAnsi="Avenir Next" w:cs="Avenir Next" w:eastAsia="Avenir Next"/>
+              <w:color w:val="5A5F66"/>
+              <w:sz w:val="15"/>
+              <w:szCs w:val="15"/>
+            </w:rPr>
+            <w:fldChar w:fldCharType="begin"/>
+          </w:r>
+          <w:r>
+            <w:rPr>
+              <w:rFonts w:ascii="Avenir Next" w:hAnsi="Avenir Next" w:cs="Avenir Next" w:eastAsia="Avenir Next"/>
+              <w:color w:val="5A5F66"/>
+              <w:sz w:val="15"/>
+              <w:szCs w:val="15"/>
+            </w:rPr>
+            <w:instrText xml:space="preserve"> NUMPAGES </w:instrText>
+          </w:r>
+          <w:r>
+            <w:rPr>
+              <w:rFonts w:ascii="Avenir Next" w:hAnsi="Avenir Next" w:cs="Avenir Next" w:eastAsia="Avenir Next"/>
+              <w:color w:val="5A5F66"/>
+              <w:sz w:val="15"/>
+              <w:szCs w:val="15"/>
+            </w:rPr>
+            <w:fldChar w:fldCharType="separate"/>
+          </w:r>
+          <w:r>
+            <w:rPr>
+              <w:rFonts w:ascii="Avenir Next" w:hAnsi="Avenir Next" w:cs="Avenir Next" w:eastAsia="Avenir Next"/>
+              <w:color w:val="5A5F66"/>
+              <w:sz w:val="15"/>
+              <w:szCs w:val="15"/>
+            </w:rPr>
+            <w:t xml:space="preserve">1</w:t>
+          </w:r>
+          <w:r>
+            <w:rPr>
+              <w:rFonts w:ascii="Avenir Next" w:hAnsi="Avenir Next" w:cs="Avenir Next" w:eastAsia="Avenir Next"/>
+              <w:color w:val="5A5F66"/>
+              <w:sz w:val="15"/>
+              <w:szCs w:val="15"/>
+            </w:rPr>
+            <w:fldChar w:fldCharType="end"/>
           </w:r>
         </w:p>
       </w:tc>
@@ -4989,5 +5096,23 @@
       </w:tblCellMar>
     </w:tblPr>
   </w:style>
+  <w:style w:type="paragraph" w:styleId="Heading1">
+    <w:name w:val="heading 1"/>
+    <w:basedOn w:val="Normal"/>
+    <w:pPr>
+      <w:outlineLvl w:val="0"/>
+      <w:keepNext w:val="0"/>
+      <w:keepLines w:val="0"/>
+    </w:pPr>
+  </w:style>
+  <w:style w:type="paragraph" w:styleId="Heading2">
+    <w:name w:val="heading 2"/>
+    <w:basedOn w:val="Normal"/>
+    <w:pPr>
+      <w:outlineLvl w:val="1"/>
+      <w:keepNext w:val="0"/>
+      <w:keepLines w:val="0"/>
+    </w:pPr>
+  </w:style>
 </w:styles>
 </file>